--- a/reports/projects/4.2_Report.docx
+++ b/reports/projects/4.2_Report.docx
@@ -475,7 +475,7 @@
                 <w:sz w:val="20"/>
                 <w:szCs w:val="20"/>
               </w:rPr>
-              <w:t xml:space="preserve">2026 Target</w:t>
+              <w:t xml:space="preserve">25-26 Goal</w:t>
             </w:r>
           </w:p>
         </w:tc>
@@ -509,7 +509,7 @@
                 <w:sz w:val="20"/>
                 <w:szCs w:val="20"/>
               </w:rPr>
-              <w:t xml:space="preserve">20</w:t>
+              <w:t xml:space="preserve">3</w:t>
             </w:r>
           </w:p>
         </w:tc>
@@ -545,7 +545,7 @@
                 <w:sz w:val="20"/>
                 <w:szCs w:val="20"/>
               </w:rPr>
-              <w:t xml:space="preserve">2030 Target</w:t>
+              <w:t xml:space="preserve">25-26 Stretch</w:t>
             </w:r>
           </w:p>
         </w:tc>
@@ -559,6 +559,76 @@
               <w:right w:val="single" w:color="CCCCCC" w:sz="1"/>
             </w:tcBorders>
             <w:shd w:fill="F0F0F0" w:val="clear"/>
+            <w:tcMar>
+              <w:top w:type="dxa" w:w="60"/>
+              <w:left w:type="dxa" w:w="100"/>
+              <w:bottom w:type="dxa" w:w="60"/>
+              <w:right w:type="dxa" w:w="100"/>
+            </w:tcMar>
+          </w:tcPr>
+          <w:p>
+            <w:pPr>
+              <w:jc w:val="left"/>
+            </w:pPr>
+            <w:r>
+              <w:rPr>
+                <w:rFonts w:ascii="Cambria" w:cs="Cambria" w:eastAsia="Cambria" w:hAnsi="Cambria"/>
+                <w:b w:val="false"/>
+                <w:bCs w:val="false"/>
+                <w:color w:val="C9A84C"/>
+                <w:sz w:val="20"/>
+                <w:szCs w:val="20"/>
+              </w:rPr>
+              <w:t xml:space="preserve">4</w:t>
+            </w:r>
+          </w:p>
+        </w:tc>
+      </w:tr>
+      <w:tr>
+        <w:tc>
+          <w:tcPr>
+            <w:tcW w:type="dxa" w:w="3600"/>
+            <w:tcBorders>
+              <w:top w:val="single" w:color="CCCCCC" w:sz="1"/>
+              <w:left w:val="single" w:color="CCCCCC" w:sz="1"/>
+              <w:bottom w:val="single" w:color="CCCCCC" w:sz="1"/>
+              <w:right w:val="single" w:color="CCCCCC" w:sz="1"/>
+            </w:tcBorders>
+            <w:shd w:fill="FFFFFF" w:val="clear"/>
+            <w:tcMar>
+              <w:top w:type="dxa" w:w="60"/>
+              <w:left w:type="dxa" w:w="100"/>
+              <w:bottom w:type="dxa" w:w="60"/>
+              <w:right w:type="dxa" w:w="100"/>
+            </w:tcMar>
+          </w:tcPr>
+          <w:p>
+            <w:pPr>
+              <w:jc w:val="left"/>
+            </w:pPr>
+            <w:r>
+              <w:rPr>
+                <w:rFonts w:ascii="Cambria" w:cs="Cambria" w:eastAsia="Cambria" w:hAnsi="Cambria"/>
+                <w:b/>
+                <w:bCs/>
+                <w:color w:val="163A5F"/>
+                <w:sz w:val="20"/>
+                <w:szCs w:val="20"/>
+              </w:rPr>
+              <w:t xml:space="preserve">26-27 Goal</w:t>
+            </w:r>
+          </w:p>
+        </w:tc>
+        <w:tc>
+          <w:tcPr>
+            <w:tcW w:type="dxa" w:w="7200"/>
+            <w:tcBorders>
+              <w:top w:val="single" w:color="CCCCCC" w:sz="1"/>
+              <w:left w:val="single" w:color="CCCCCC" w:sz="1"/>
+              <w:bottom w:val="single" w:color="CCCCCC" w:sz="1"/>
+              <w:right w:val="single" w:color="CCCCCC" w:sz="1"/>
+            </w:tcBorders>
+            <w:shd w:fill="FFFFFF" w:val="clear"/>
             <w:tcMar>
               <w:top w:type="dxa" w:w="60"/>
               <w:left w:type="dxa" w:w="100"/>
@@ -579,7 +649,217 @@
                 <w:sz w:val="20"/>
                 <w:szCs w:val="20"/>
               </w:rPr>
-              <w:t xml:space="preserve">20</w:t>
+              <w:t xml:space="preserve">5</w:t>
+            </w:r>
+          </w:p>
+        </w:tc>
+      </w:tr>
+      <w:tr>
+        <w:tc>
+          <w:tcPr>
+            <w:tcW w:type="dxa" w:w="3600"/>
+            <w:tcBorders>
+              <w:top w:val="single" w:color="CCCCCC" w:sz="1"/>
+              <w:left w:val="single" w:color="CCCCCC" w:sz="1"/>
+              <w:bottom w:val="single" w:color="CCCCCC" w:sz="1"/>
+              <w:right w:val="single" w:color="CCCCCC" w:sz="1"/>
+            </w:tcBorders>
+            <w:shd w:fill="F0F0F0" w:val="clear"/>
+            <w:tcMar>
+              <w:top w:type="dxa" w:w="60"/>
+              <w:left w:type="dxa" w:w="100"/>
+              <w:bottom w:type="dxa" w:w="60"/>
+              <w:right w:type="dxa" w:w="100"/>
+            </w:tcMar>
+          </w:tcPr>
+          <w:p>
+            <w:pPr>
+              <w:jc w:val="left"/>
+            </w:pPr>
+            <w:r>
+              <w:rPr>
+                <w:rFonts w:ascii="Cambria" w:cs="Cambria" w:eastAsia="Cambria" w:hAnsi="Cambria"/>
+                <w:b/>
+                <w:bCs/>
+                <w:color w:val="163A5F"/>
+                <w:sz w:val="20"/>
+                <w:szCs w:val="20"/>
+              </w:rPr>
+              <w:t xml:space="preserve">27-28 Goal</w:t>
+            </w:r>
+          </w:p>
+        </w:tc>
+        <w:tc>
+          <w:tcPr>
+            <w:tcW w:type="dxa" w:w="7200"/>
+            <w:tcBorders>
+              <w:top w:val="single" w:color="CCCCCC" w:sz="1"/>
+              <w:left w:val="single" w:color="CCCCCC" w:sz="1"/>
+              <w:bottom w:val="single" w:color="CCCCCC" w:sz="1"/>
+              <w:right w:val="single" w:color="CCCCCC" w:sz="1"/>
+            </w:tcBorders>
+            <w:shd w:fill="F0F0F0" w:val="clear"/>
+            <w:tcMar>
+              <w:top w:type="dxa" w:w="60"/>
+              <w:left w:type="dxa" w:w="100"/>
+              <w:bottom w:type="dxa" w:w="60"/>
+              <w:right w:type="dxa" w:w="100"/>
+            </w:tcMar>
+          </w:tcPr>
+          <w:p>
+            <w:pPr>
+              <w:jc w:val="left"/>
+            </w:pPr>
+            <w:r>
+              <w:rPr>
+                <w:rFonts w:ascii="Cambria" w:cs="Cambria" w:eastAsia="Cambria" w:hAnsi="Cambria"/>
+                <w:b w:val="false"/>
+                <w:bCs w:val="false"/>
+                <w:color w:val="333333"/>
+                <w:sz w:val="20"/>
+                <w:szCs w:val="20"/>
+              </w:rPr>
+              <w:t xml:space="preserve">5.5</w:t>
+            </w:r>
+          </w:p>
+        </w:tc>
+      </w:tr>
+      <w:tr>
+        <w:tc>
+          <w:tcPr>
+            <w:tcW w:type="dxa" w:w="3600"/>
+            <w:tcBorders>
+              <w:top w:val="single" w:color="CCCCCC" w:sz="1"/>
+              <w:left w:val="single" w:color="CCCCCC" w:sz="1"/>
+              <w:bottom w:val="single" w:color="CCCCCC" w:sz="1"/>
+              <w:right w:val="single" w:color="CCCCCC" w:sz="1"/>
+            </w:tcBorders>
+            <w:shd w:fill="FFFFFF" w:val="clear"/>
+            <w:tcMar>
+              <w:top w:type="dxa" w:w="60"/>
+              <w:left w:type="dxa" w:w="100"/>
+              <w:bottom w:type="dxa" w:w="60"/>
+              <w:right w:type="dxa" w:w="100"/>
+            </w:tcMar>
+          </w:tcPr>
+          <w:p>
+            <w:pPr>
+              <w:jc w:val="left"/>
+            </w:pPr>
+            <w:r>
+              <w:rPr>
+                <w:rFonts w:ascii="Cambria" w:cs="Cambria" w:eastAsia="Cambria" w:hAnsi="Cambria"/>
+                <w:b/>
+                <w:bCs/>
+                <w:color w:val="163A5F"/>
+                <w:sz w:val="20"/>
+                <w:szCs w:val="20"/>
+              </w:rPr>
+              <w:t xml:space="preserve">28-29 Goal</w:t>
+            </w:r>
+          </w:p>
+        </w:tc>
+        <w:tc>
+          <w:tcPr>
+            <w:tcW w:type="dxa" w:w="7200"/>
+            <w:tcBorders>
+              <w:top w:val="single" w:color="CCCCCC" w:sz="1"/>
+              <w:left w:val="single" w:color="CCCCCC" w:sz="1"/>
+              <w:bottom w:val="single" w:color="CCCCCC" w:sz="1"/>
+              <w:right w:val="single" w:color="CCCCCC" w:sz="1"/>
+            </w:tcBorders>
+            <w:shd w:fill="FFFFFF" w:val="clear"/>
+            <w:tcMar>
+              <w:top w:type="dxa" w:w="60"/>
+              <w:left w:type="dxa" w:w="100"/>
+              <w:bottom w:type="dxa" w:w="60"/>
+              <w:right w:type="dxa" w:w="100"/>
+            </w:tcMar>
+          </w:tcPr>
+          <w:p>
+            <w:pPr>
+              <w:jc w:val="left"/>
+            </w:pPr>
+            <w:r>
+              <w:rPr>
+                <w:rFonts w:ascii="Cambria" w:cs="Cambria" w:eastAsia="Cambria" w:hAnsi="Cambria"/>
+                <w:b w:val="false"/>
+                <w:bCs w:val="false"/>
+                <w:color w:val="333333"/>
+                <w:sz w:val="20"/>
+                <w:szCs w:val="20"/>
+              </w:rPr>
+              <w:t xml:space="preserve">6.5</w:t>
+            </w:r>
+          </w:p>
+        </w:tc>
+      </w:tr>
+      <w:tr>
+        <w:tc>
+          <w:tcPr>
+            <w:tcW w:type="dxa" w:w="3600"/>
+            <w:tcBorders>
+              <w:top w:val="single" w:color="CCCCCC" w:sz="1"/>
+              <w:left w:val="single" w:color="CCCCCC" w:sz="1"/>
+              <w:bottom w:val="single" w:color="CCCCCC" w:sz="1"/>
+              <w:right w:val="single" w:color="CCCCCC" w:sz="1"/>
+            </w:tcBorders>
+            <w:shd w:fill="F0F0F0" w:val="clear"/>
+            <w:tcMar>
+              <w:top w:type="dxa" w:w="60"/>
+              <w:left w:type="dxa" w:w="100"/>
+              <w:bottom w:type="dxa" w:w="60"/>
+              <w:right w:type="dxa" w:w="100"/>
+            </w:tcMar>
+          </w:tcPr>
+          <w:p>
+            <w:pPr>
+              <w:jc w:val="left"/>
+            </w:pPr>
+            <w:r>
+              <w:rPr>
+                <w:rFonts w:ascii="Cambria" w:cs="Cambria" w:eastAsia="Cambria" w:hAnsi="Cambria"/>
+                <w:b/>
+                <w:bCs/>
+                <w:color w:val="163A5F"/>
+                <w:sz w:val="20"/>
+                <w:szCs w:val="20"/>
+              </w:rPr>
+              <w:t xml:space="preserve">29-30 Goal (Vision 2030)</w:t>
+            </w:r>
+          </w:p>
+        </w:tc>
+        <w:tc>
+          <w:tcPr>
+            <w:tcW w:type="dxa" w:w="7200"/>
+            <w:tcBorders>
+              <w:top w:val="single" w:color="CCCCCC" w:sz="1"/>
+              <w:left w:val="single" w:color="CCCCCC" w:sz="1"/>
+              <w:bottom w:val="single" w:color="CCCCCC" w:sz="1"/>
+              <w:right w:val="single" w:color="CCCCCC" w:sz="1"/>
+            </w:tcBorders>
+            <w:shd w:fill="F0F0F0" w:val="clear"/>
+            <w:tcMar>
+              <w:top w:type="dxa" w:w="60"/>
+              <w:left w:type="dxa" w:w="100"/>
+              <w:bottom w:type="dxa" w:w="60"/>
+              <w:right w:type="dxa" w:w="100"/>
+            </w:tcMar>
+          </w:tcPr>
+          <w:p>
+            <w:pPr>
+              <w:jc w:val="left"/>
+            </w:pPr>
+            <w:r>
+              <w:rPr>
+                <w:rFonts w:ascii="Cambria" w:cs="Cambria" w:eastAsia="Cambria" w:hAnsi="Cambria"/>
+                <w:b w:val="false"/>
+                <w:bCs w:val="false"/>
+                <w:color w:val="333333"/>
+                <w:sz w:val="20"/>
+                <w:szCs w:val="20"/>
+              </w:rPr>
+              <w:t xml:space="preserve">7.5</w:t>
             </w:r>
           </w:p>
         </w:tc>

--- a/reports/projects/4.2_Report.docx
+++ b/reports/projects/4.2_Report.docx
@@ -75,7 +75,7 @@
           <w:sz w:val="19"/>
           <w:szCs w:val="19"/>
         </w:rPr>
-        <w:t xml:space="preserve">April 7, 2026</w:t>
+        <w:t xml:space="preserve">April 8, 2026</w:t>
       </w:r>
     </w:p>
     <w:tbl>
@@ -579,7 +579,7 @@
                 <w:sz w:val="20"/>
                 <w:szCs w:val="20"/>
               </w:rPr>
-              <w:t xml:space="preserve">4</w:t>
+              <w:t xml:space="preserve">6</w:t>
             </w:r>
           </w:p>
         </w:tc>
@@ -649,7 +649,7 @@
                 <w:sz w:val="20"/>
                 <w:szCs w:val="20"/>
               </w:rPr>
-              <w:t xml:space="preserve">5</w:t>
+              <w:t xml:space="preserve">7</w:t>
             </w:r>
           </w:p>
         </w:tc>
@@ -719,7 +719,7 @@
                 <w:sz w:val="20"/>
                 <w:szCs w:val="20"/>
               </w:rPr>
-              <w:t xml:space="preserve">5.5</w:t>
+              <w:t xml:space="preserve">11</w:t>
             </w:r>
           </w:p>
         </w:tc>
@@ -789,7 +789,7 @@
                 <w:sz w:val="20"/>
                 <w:szCs w:val="20"/>
               </w:rPr>
-              <w:t xml:space="preserve">6.5</w:t>
+              <w:t xml:space="preserve">15</w:t>
             </w:r>
           </w:p>
         </w:tc>
@@ -859,7 +859,7 @@
                 <w:sz w:val="20"/>
                 <w:szCs w:val="20"/>
               </w:rPr>
-              <w:t xml:space="preserve">7.5</w:t>
+              <w:t xml:space="preserve">40</w:t>
             </w:r>
           </w:p>
         </w:tc>
@@ -884,7 +884,7 @@
           <w:sz w:val="21"/>
           <w:szCs w:val="21"/>
         </w:rPr>
-        <w:t xml:space="preserve">Build and maintain 20+ partnerships with industry, state agencies, labor unions, and education segments</w:t>
+        <w:t xml:space="preserve">Build and maintain partnerships with industry, state agencies, labor unions, and education segments</w:t>
       </w:r>
     </w:p>
     <w:p>
@@ -906,7 +906,7 @@
           <w:sz w:val="18"/>
           <w:szCs w:val="18"/>
         </w:rPr>
-        <w:t xml:space="preserve">Date: 2026-04-07</w:t>
+        <w:t xml:space="preserve">Date: 2026-04-08</w:t>
       </w:r>
     </w:p>
     <w:p>
@@ -942,7 +942,7 @@
           <w:sz w:val="21"/>
           <w:szCs w:val="21"/>
         </w:rPr>
-        <w:t xml:space="preserve">20+ partners actively working with the CPL Initiative including DAS, CDE, ASCCC, Credential Engine, WestEd, Cal-JAC, CCCF, Futuro Health, Public Works Alliance EMS Corps, and Iron Workers union.</w:t>
+        <w:t xml:space="preserve">8</w:t>
       </w:r>
     </w:p>
     <w:p>
@@ -986,7 +986,7 @@
           <w:sz w:val="18"/>
           <w:szCs w:val="18"/>
         </w:rPr>
-        <w:t xml:space="preserve">3 logged updates — newest first</w:t>
+        <w:t xml:space="preserve">5 logged updates — newest first</w:t>
       </w:r>
     </w:p>
     <w:tbl>
@@ -1106,6 +1106,214 @@
                 <w:szCs w:val="18"/>
               </w:rPr>
               <w:t xml:space="preserve">Note</w:t>
+            </w:r>
+          </w:p>
+        </w:tc>
+      </w:tr>
+      <w:tr>
+        <w:tc>
+          <w:tcPr>
+            <w:tcW w:type="dxa" w:w="1800"/>
+            <w:tcBorders>
+              <w:top w:val="single" w:color="CCCCCC" w:sz="1"/>
+              <w:left w:val="single" w:color="CCCCCC" w:sz="1"/>
+              <w:bottom w:val="single" w:color="CCCCCC" w:sz="1"/>
+              <w:right w:val="single" w:color="CCCCCC" w:sz="1"/>
+            </w:tcBorders>
+            <w:shd w:fill="F9F9F9" w:val="clear"/>
+            <w:tcMar>
+              <w:top w:type="dxa" w:w="60"/>
+              <w:left w:type="dxa" w:w="100"/>
+              <w:bottom w:type="dxa" w:w="60"/>
+              <w:right w:type="dxa" w:w="100"/>
+            </w:tcMar>
+          </w:tcPr>
+          <w:p>
+            <w:pPr>
+              <w:jc w:val="left"/>
+            </w:pPr>
+            <w:r>
+              <w:rPr>
+                <w:rFonts w:ascii="Cambria" w:cs="Cambria" w:eastAsia="Cambria" w:hAnsi="Cambria"/>
+                <w:b w:val="false"/>
+                <w:bCs w:val="false"/>
+                <w:color w:val="666666"/>
+                <w:sz w:val="18"/>
+                <w:szCs w:val="18"/>
+              </w:rPr>
+              <w:t xml:space="preserve">2026-04-08</w:t>
+            </w:r>
+          </w:p>
+        </w:tc>
+        <w:tc>
+          <w:tcPr>
+            <w:tcW w:type="dxa" w:w="1600"/>
+            <w:tcBorders>
+              <w:top w:val="single" w:color="CCCCCC" w:sz="1"/>
+              <w:left w:val="single" w:color="CCCCCC" w:sz="1"/>
+              <w:bottom w:val="single" w:color="CCCCCC" w:sz="1"/>
+              <w:right w:val="single" w:color="CCCCCC" w:sz="1"/>
+            </w:tcBorders>
+            <w:shd w:fill="F9F9F9" w:val="clear"/>
+            <w:tcMar>
+              <w:top w:type="dxa" w:w="60"/>
+              <w:left w:type="dxa" w:w="100"/>
+              <w:bottom w:type="dxa" w:w="60"/>
+              <w:right w:type="dxa" w:w="100"/>
+            </w:tcMar>
+          </w:tcPr>
+          <w:p>
+            <w:pPr>
+              <w:jc w:val="center"/>
+            </w:pPr>
+            <w:r>
+              <w:rPr>
+                <w:rFonts w:ascii="Cambria" w:cs="Cambria" w:eastAsia="Cambria" w:hAnsi="Cambria"/>
+                <w:b/>
+                <w:bCs/>
+                <w:color w:val="163A5F"/>
+                <w:sz w:val="17"/>
+                <w:szCs w:val="17"/>
+              </w:rPr>
+              <w:t xml:space="preserve">Progress Update</w:t>
+            </w:r>
+          </w:p>
+        </w:tc>
+        <w:tc>
+          <w:tcPr>
+            <w:tcW w:type="dxa" w:w="7400"/>
+            <w:tcBorders>
+              <w:top w:val="single" w:color="CCCCCC" w:sz="1"/>
+              <w:left w:val="single" w:color="CCCCCC" w:sz="1"/>
+              <w:bottom w:val="single" w:color="CCCCCC" w:sz="1"/>
+              <w:right w:val="single" w:color="CCCCCC" w:sz="1"/>
+            </w:tcBorders>
+            <w:shd w:fill="F9F9F9" w:val="clear"/>
+            <w:tcMar>
+              <w:top w:type="dxa" w:w="60"/>
+              <w:left w:type="dxa" w:w="100"/>
+              <w:bottom w:type="dxa" w:w="60"/>
+              <w:right w:type="dxa" w:w="100"/>
+            </w:tcMar>
+          </w:tcPr>
+          <w:p>
+            <w:pPr>
+              <w:jc w:val="left"/>
+            </w:pPr>
+            <w:r>
+              <w:rPr>
+                <w:rFonts w:ascii="Cambria" w:cs="Cambria" w:eastAsia="Cambria" w:hAnsi="Cambria"/>
+                <w:b w:val="false"/>
+                <w:bCs w:val="false"/>
+                <w:color w:val="333333"/>
+                <w:sz w:val="18"/>
+                <w:szCs w:val="18"/>
+              </w:rPr>
+              <w:t xml:space="preserve">20+ partners actively engaged including DAS, CDE, ASCCC, Credential Engine, WestEd, Cal-JAC, and others</w:t>
+            </w:r>
+          </w:p>
+        </w:tc>
+      </w:tr>
+      <w:tr>
+        <w:tc>
+          <w:tcPr>
+            <w:tcW w:type="dxa" w:w="1800"/>
+            <w:tcBorders>
+              <w:top w:val="single" w:color="CCCCCC" w:sz="1"/>
+              <w:left w:val="single" w:color="CCCCCC" w:sz="1"/>
+              <w:bottom w:val="single" w:color="CCCCCC" w:sz="1"/>
+              <w:right w:val="single" w:color="CCCCCC" w:sz="1"/>
+            </w:tcBorders>
+            <w:shd w:fill="FFFFFF" w:val="clear"/>
+            <w:tcMar>
+              <w:top w:type="dxa" w:w="60"/>
+              <w:left w:type="dxa" w:w="100"/>
+              <w:bottom w:type="dxa" w:w="60"/>
+              <w:right w:type="dxa" w:w="100"/>
+            </w:tcMar>
+          </w:tcPr>
+          <w:p>
+            <w:pPr>
+              <w:jc w:val="left"/>
+            </w:pPr>
+            <w:r>
+              <w:rPr>
+                <w:rFonts w:ascii="Cambria" w:cs="Cambria" w:eastAsia="Cambria" w:hAnsi="Cambria"/>
+                <w:b w:val="false"/>
+                <w:bCs w:val="false"/>
+                <w:color w:val="666666"/>
+                <w:sz w:val="18"/>
+                <w:szCs w:val="18"/>
+              </w:rPr>
+              <w:t xml:space="preserve">2026-04-08</w:t>
+            </w:r>
+          </w:p>
+        </w:tc>
+        <w:tc>
+          <w:tcPr>
+            <w:tcW w:type="dxa" w:w="1600"/>
+            <w:tcBorders>
+              <w:top w:val="single" w:color="CCCCCC" w:sz="1"/>
+              <w:left w:val="single" w:color="CCCCCC" w:sz="1"/>
+              <w:bottom w:val="single" w:color="CCCCCC" w:sz="1"/>
+              <w:right w:val="single" w:color="CCCCCC" w:sz="1"/>
+            </w:tcBorders>
+            <w:shd w:fill="FFFFFF" w:val="clear"/>
+            <w:tcMar>
+              <w:top w:type="dxa" w:w="60"/>
+              <w:left w:type="dxa" w:w="100"/>
+              <w:bottom w:type="dxa" w:w="60"/>
+              <w:right w:type="dxa" w:w="100"/>
+            </w:tcMar>
+          </w:tcPr>
+          <w:p>
+            <w:pPr>
+              <w:jc w:val="center"/>
+            </w:pPr>
+            <w:r>
+              <w:rPr>
+                <w:rFonts w:ascii="Cambria" w:cs="Cambria" w:eastAsia="Cambria" w:hAnsi="Cambria"/>
+                <w:b/>
+                <w:bCs/>
+                <w:color w:val="C9A84C"/>
+                <w:sz w:val="17"/>
+                <w:szCs w:val="17"/>
+              </w:rPr>
+              <w:t xml:space="preserve">Workplan</w:t>
+            </w:r>
+          </w:p>
+        </w:tc>
+        <w:tc>
+          <w:tcPr>
+            <w:tcW w:type="dxa" w:w="7400"/>
+            <w:tcBorders>
+              <w:top w:val="single" w:color="CCCCCC" w:sz="1"/>
+              <w:left w:val="single" w:color="CCCCCC" w:sz="1"/>
+              <w:bottom w:val="single" w:color="CCCCCC" w:sz="1"/>
+              <w:right w:val="single" w:color="CCCCCC" w:sz="1"/>
+            </w:tcBorders>
+            <w:shd w:fill="FFFFFF" w:val="clear"/>
+            <w:tcMar>
+              <w:top w:type="dxa" w:w="60"/>
+              <w:left w:type="dxa" w:w="100"/>
+              <w:bottom w:type="dxa" w:w="60"/>
+              <w:right w:type="dxa" w:w="100"/>
+            </w:tcMar>
+          </w:tcPr>
+          <w:p>
+            <w:pPr>
+              <w:jc w:val="left"/>
+            </w:pPr>
+            <w:r>
+              <w:rPr>
+                <w:rFonts w:ascii="Cambria" w:cs="Cambria" w:eastAsia="Cambria" w:hAnsi="Cambria"/>
+                <w:b w:val="false"/>
+                <w:bCs w:val="false"/>
+                <w:color w:val="333333"/>
+                <w:sz w:val="18"/>
+                <w:szCs w:val="18"/>
+              </w:rPr>
+              <w:t xml:space="preserve">8</w:t>
             </w:r>
           </w:p>
         </w:tc>
@@ -1494,7 +1702,7 @@
         <w:sz w:val="14"/>
         <w:szCs w:val="14"/>
       </w:rPr>
-      <w:t xml:space="preserve">Generated April 7, 2026  |  California Community Colleges  |  MAP Initiative</w:t>
+      <w:t xml:space="preserve">Generated April 8, 2026  |  California Community Colleges  |  MAP Initiative</w:t>
     </w:r>
     <w:r>
       <w:rPr>

--- a/reports/projects/4.2_Report.docx
+++ b/reports/projects/4.2_Report.docx
@@ -405,7 +405,7 @@
                 <w:sz w:val="20"/>
                 <w:szCs w:val="20"/>
               </w:rPr>
-              <w:t xml:space="preserve">KPI Metric</w:t>
+              <w:t xml:space="preserve">KPI Current</w:t>
             </w:r>
           </w:p>
         </w:tc>
@@ -475,7 +475,147 @@
                 <w:sz w:val="20"/>
                 <w:szCs w:val="20"/>
               </w:rPr>
-              <w:t xml:space="preserve">25-26 Goal</w:t>
+              <w:t xml:space="preserve">2030 Goal</w:t>
+            </w:r>
+          </w:p>
+        </w:tc>
+        <w:tc>
+          <w:tcPr>
+            <w:tcW w:type="dxa" w:w="7200"/>
+            <w:tcBorders>
+              <w:top w:val="single" w:color="CCCCCC" w:sz="1"/>
+              <w:left w:val="single" w:color="CCCCCC" w:sz="1"/>
+              <w:bottom w:val="single" w:color="CCCCCC" w:sz="1"/>
+              <w:right w:val="single" w:color="CCCCCC" w:sz="1"/>
+            </w:tcBorders>
+            <w:shd w:fill="FFFFFF" w:val="clear"/>
+            <w:tcMar>
+              <w:top w:type="dxa" w:w="60"/>
+              <w:left w:type="dxa" w:w="100"/>
+              <w:bottom w:type="dxa" w:w="60"/>
+              <w:right w:type="dxa" w:w="100"/>
+            </w:tcMar>
+          </w:tcPr>
+          <w:p>
+            <w:pPr>
+              <w:jc w:val="left"/>
+            </w:pPr>
+            <w:r>
+              <w:rPr>
+                <w:rFonts w:ascii="Cambria" w:cs="Cambria" w:eastAsia="Cambria" w:hAnsi="Cambria"/>
+                <w:b w:val="false"/>
+                <w:bCs w:val="false"/>
+                <w:color w:val="0A2240"/>
+                <w:sz w:val="20"/>
+                <w:szCs w:val="20"/>
+              </w:rPr>
+              <w:t xml:space="preserve">40</w:t>
+            </w:r>
+          </w:p>
+        </w:tc>
+      </w:tr>
+      <w:tr>
+        <w:tc>
+          <w:tcPr>
+            <w:tcW w:type="dxa" w:w="3600"/>
+            <w:tcBorders>
+              <w:top w:val="single" w:color="CCCCCC" w:sz="1"/>
+              <w:left w:val="single" w:color="CCCCCC" w:sz="1"/>
+              <w:bottom w:val="single" w:color="CCCCCC" w:sz="1"/>
+              <w:right w:val="single" w:color="CCCCCC" w:sz="1"/>
+            </w:tcBorders>
+            <w:shd w:fill="F0F0F0" w:val="clear"/>
+            <w:tcMar>
+              <w:top w:type="dxa" w:w="60"/>
+              <w:left w:type="dxa" w:w="100"/>
+              <w:bottom w:type="dxa" w:w="60"/>
+              <w:right w:type="dxa" w:w="100"/>
+            </w:tcMar>
+          </w:tcPr>
+          <w:p>
+            <w:pPr>
+              <w:jc w:val="left"/>
+            </w:pPr>
+            <w:r>
+              <w:rPr>
+                <w:rFonts w:ascii="Cambria" w:cs="Cambria" w:eastAsia="Cambria" w:hAnsi="Cambria"/>
+                <w:b/>
+                <w:bCs/>
+                <w:color w:val="163A5F"/>
+                <w:sz w:val="20"/>
+                <w:szCs w:val="20"/>
+              </w:rPr>
+              <w:t xml:space="preserve">2030 Stretch</w:t>
+            </w:r>
+          </w:p>
+        </w:tc>
+        <w:tc>
+          <w:tcPr>
+            <w:tcW w:type="dxa" w:w="7200"/>
+            <w:tcBorders>
+              <w:top w:val="single" w:color="CCCCCC" w:sz="1"/>
+              <w:left w:val="single" w:color="CCCCCC" w:sz="1"/>
+              <w:bottom w:val="single" w:color="CCCCCC" w:sz="1"/>
+              <w:right w:val="single" w:color="CCCCCC" w:sz="1"/>
+            </w:tcBorders>
+            <w:shd w:fill="F0F0F0" w:val="clear"/>
+            <w:tcMar>
+              <w:top w:type="dxa" w:w="60"/>
+              <w:left w:type="dxa" w:w="100"/>
+              <w:bottom w:type="dxa" w:w="60"/>
+              <w:right w:type="dxa" w:w="100"/>
+            </w:tcMar>
+          </w:tcPr>
+          <w:p>
+            <w:pPr>
+              <w:jc w:val="left"/>
+            </w:pPr>
+            <w:r>
+              <w:rPr>
+                <w:rFonts w:ascii="Cambria" w:cs="Cambria" w:eastAsia="Cambria" w:hAnsi="Cambria"/>
+                <w:b w:val="false"/>
+                <w:bCs w:val="false"/>
+                <w:color w:val="C9A84C"/>
+                <w:sz w:val="20"/>
+                <w:szCs w:val="20"/>
+              </w:rPr>
+              <w:t xml:space="preserve">30</w:t>
+            </w:r>
+          </w:p>
+        </w:tc>
+      </w:tr>
+      <w:tr>
+        <w:tc>
+          <w:tcPr>
+            <w:tcW w:type="dxa" w:w="3600"/>
+            <w:tcBorders>
+              <w:top w:val="single" w:color="CCCCCC" w:sz="1"/>
+              <w:left w:val="single" w:color="CCCCCC" w:sz="1"/>
+              <w:bottom w:val="single" w:color="CCCCCC" w:sz="1"/>
+              <w:right w:val="single" w:color="CCCCCC" w:sz="1"/>
+            </w:tcBorders>
+            <w:shd w:fill="FFFFFF" w:val="clear"/>
+            <w:tcMar>
+              <w:top w:type="dxa" w:w="60"/>
+              <w:left w:type="dxa" w:w="100"/>
+              <w:bottom w:type="dxa" w:w="60"/>
+              <w:right w:type="dxa" w:w="100"/>
+            </w:tcMar>
+          </w:tcPr>
+          <w:p>
+            <w:pPr>
+              <w:jc w:val="left"/>
+            </w:pPr>
+            <w:r>
+              <w:rPr>
+                <w:rFonts w:ascii="Cambria" w:cs="Cambria" w:eastAsia="Cambria" w:hAnsi="Cambria"/>
+                <w:b/>
+                <w:bCs/>
+                <w:color w:val="163A5F"/>
+                <w:sz w:val="20"/>
+                <w:szCs w:val="20"/>
+              </w:rPr>
+              <w:t xml:space="preserve">25-26</w:t>
             </w:r>
           </w:p>
         </w:tc>
@@ -509,7 +649,7 @@
                 <w:sz w:val="20"/>
                 <w:szCs w:val="20"/>
               </w:rPr>
-              <w:t xml:space="preserve">3</w:t>
+              <w:t xml:space="preserve">20/3</w:t>
             </w:r>
           </w:p>
         </w:tc>
@@ -545,7 +685,7 @@
                 <w:sz w:val="20"/>
                 <w:szCs w:val="20"/>
               </w:rPr>
-              <w:t xml:space="preserve">25-26 Stretch</w:t>
+              <w:t xml:space="preserve">26-27</w:t>
             </w:r>
           </w:p>
         </w:tc>
@@ -575,11 +715,11 @@
                 <w:rFonts w:ascii="Cambria" w:cs="Cambria" w:eastAsia="Cambria" w:hAnsi="Cambria"/>
                 <w:b w:val="false"/>
                 <w:bCs w:val="false"/>
-                <w:color w:val="C9A84C"/>
-                <w:sz w:val="20"/>
-                <w:szCs w:val="20"/>
-              </w:rPr>
-              <w:t xml:space="preserve">6</w:t>
+                <w:color w:val="333333"/>
+                <w:sz w:val="20"/>
+                <w:szCs w:val="20"/>
+              </w:rPr>
+              <w:t xml:space="preserve">20/7</w:t>
             </w:r>
           </w:p>
         </w:tc>
@@ -615,7 +755,7 @@
                 <w:sz w:val="20"/>
                 <w:szCs w:val="20"/>
               </w:rPr>
-              <w:t xml:space="preserve">26-27 Goal</w:t>
+              <w:t xml:space="preserve">27-28</w:t>
             </w:r>
           </w:p>
         </w:tc>
@@ -649,7 +789,7 @@
                 <w:sz w:val="20"/>
                 <w:szCs w:val="20"/>
               </w:rPr>
-              <w:t xml:space="preserve">7</w:t>
+              <w:t xml:space="preserve">20/11</w:t>
             </w:r>
           </w:p>
         </w:tc>
@@ -685,7 +825,7 @@
                 <w:sz w:val="20"/>
                 <w:szCs w:val="20"/>
               </w:rPr>
-              <w:t xml:space="preserve">27-28 Goal</w:t>
+              <w:t xml:space="preserve">28-29</w:t>
             </w:r>
           </w:p>
         </w:tc>
@@ -719,7 +859,7 @@
                 <w:sz w:val="20"/>
                 <w:szCs w:val="20"/>
               </w:rPr>
-              <w:t xml:space="preserve">11</w:t>
+              <w:t xml:space="preserve">20/15</w:t>
             </w:r>
           </w:p>
         </w:tc>
@@ -755,7 +895,7 @@
                 <w:sz w:val="20"/>
                 <w:szCs w:val="20"/>
               </w:rPr>
-              <w:t xml:space="preserve">28-29 Goal</w:t>
+              <w:t xml:space="preserve">29-30</w:t>
             </w:r>
           </w:p>
         </w:tc>
@@ -789,77 +929,7 @@
                 <w:sz w:val="20"/>
                 <w:szCs w:val="20"/>
               </w:rPr>
-              <w:t xml:space="preserve">15</w:t>
-            </w:r>
-          </w:p>
-        </w:tc>
-      </w:tr>
-      <w:tr>
-        <w:tc>
-          <w:tcPr>
-            <w:tcW w:type="dxa" w:w="3600"/>
-            <w:tcBorders>
-              <w:top w:val="single" w:color="CCCCCC" w:sz="1"/>
-              <w:left w:val="single" w:color="CCCCCC" w:sz="1"/>
-              <w:bottom w:val="single" w:color="CCCCCC" w:sz="1"/>
-              <w:right w:val="single" w:color="CCCCCC" w:sz="1"/>
-            </w:tcBorders>
-            <w:shd w:fill="F0F0F0" w:val="clear"/>
-            <w:tcMar>
-              <w:top w:type="dxa" w:w="60"/>
-              <w:left w:type="dxa" w:w="100"/>
-              <w:bottom w:type="dxa" w:w="60"/>
-              <w:right w:type="dxa" w:w="100"/>
-            </w:tcMar>
-          </w:tcPr>
-          <w:p>
-            <w:pPr>
-              <w:jc w:val="left"/>
-            </w:pPr>
-            <w:r>
-              <w:rPr>
-                <w:rFonts w:ascii="Cambria" w:cs="Cambria" w:eastAsia="Cambria" w:hAnsi="Cambria"/>
-                <w:b/>
-                <w:bCs/>
-                <w:color w:val="163A5F"/>
-                <w:sz w:val="20"/>
-                <w:szCs w:val="20"/>
-              </w:rPr>
-              <w:t xml:space="preserve">29-30 Goal (Vision 2030)</w:t>
-            </w:r>
-          </w:p>
-        </w:tc>
-        <w:tc>
-          <w:tcPr>
-            <w:tcW w:type="dxa" w:w="7200"/>
-            <w:tcBorders>
-              <w:top w:val="single" w:color="CCCCCC" w:sz="1"/>
-              <w:left w:val="single" w:color="CCCCCC" w:sz="1"/>
-              <w:bottom w:val="single" w:color="CCCCCC" w:sz="1"/>
-              <w:right w:val="single" w:color="CCCCCC" w:sz="1"/>
-            </w:tcBorders>
-            <w:shd w:fill="F0F0F0" w:val="clear"/>
-            <w:tcMar>
-              <w:top w:type="dxa" w:w="60"/>
-              <w:left w:type="dxa" w:w="100"/>
-              <w:bottom w:type="dxa" w:w="60"/>
-              <w:right w:type="dxa" w:w="100"/>
-            </w:tcMar>
-          </w:tcPr>
-          <w:p>
-            <w:pPr>
-              <w:jc w:val="left"/>
-            </w:pPr>
-            <w:r>
-              <w:rPr>
-                <w:rFonts w:ascii="Cambria" w:cs="Cambria" w:eastAsia="Cambria" w:hAnsi="Cambria"/>
-                <w:b w:val="false"/>
-                <w:bCs w:val="false"/>
-                <w:color w:val="333333"/>
-                <w:sz w:val="20"/>
-                <w:szCs w:val="20"/>
-              </w:rPr>
-              <w:t xml:space="preserve">40</w:t>
+              <w:t xml:space="preserve">20/40</w:t>
             </w:r>
           </w:p>
         </w:tc>

--- a/reports/projects/4.2_Report.docx
+++ b/reports/projects/4.2_Report.docx
@@ -976,7 +976,7 @@
           <w:sz w:val="18"/>
           <w:szCs w:val="18"/>
         </w:rPr>
-        <w:t xml:space="preserve">Date: 2026-04-08</w:t>
+        <w:t xml:space="preserve">Date: 2026-04-07</w:t>
       </w:r>
     </w:p>
     <w:p>
@@ -1012,7 +1012,7 @@
           <w:sz w:val="21"/>
           <w:szCs w:val="21"/>
         </w:rPr>
-        <w:t xml:space="preserve">8</w:t>
+        <w:t xml:space="preserve">20+ partners actively working with the CPL Initiative including DAS, CDE, ASCCC, Credential Engine, WestEd, Cal-JAC, CCCF, Futuro Health, Public Works Alliance EMS Corps, and Iron Workers union.</w:t>
       </w:r>
     </w:p>
     <w:p>
@@ -1056,7 +1056,7 @@
           <w:sz w:val="18"/>
           <w:szCs w:val="18"/>
         </w:rPr>
-        <w:t xml:space="preserve">5 logged updates — newest first</w:t>
+        <w:t xml:space="preserve">3 logged updates — newest first</w:t>
       </w:r>
     </w:p>
     <w:tbl>
@@ -1176,214 +1176,6 @@
                 <w:szCs w:val="18"/>
               </w:rPr>
               <w:t xml:space="preserve">Note</w:t>
-            </w:r>
-          </w:p>
-        </w:tc>
-      </w:tr>
-      <w:tr>
-        <w:tc>
-          <w:tcPr>
-            <w:tcW w:type="dxa" w:w="1800"/>
-            <w:tcBorders>
-              <w:top w:val="single" w:color="CCCCCC" w:sz="1"/>
-              <w:left w:val="single" w:color="CCCCCC" w:sz="1"/>
-              <w:bottom w:val="single" w:color="CCCCCC" w:sz="1"/>
-              <w:right w:val="single" w:color="CCCCCC" w:sz="1"/>
-            </w:tcBorders>
-            <w:shd w:fill="F9F9F9" w:val="clear"/>
-            <w:tcMar>
-              <w:top w:type="dxa" w:w="60"/>
-              <w:left w:type="dxa" w:w="100"/>
-              <w:bottom w:type="dxa" w:w="60"/>
-              <w:right w:type="dxa" w:w="100"/>
-            </w:tcMar>
-          </w:tcPr>
-          <w:p>
-            <w:pPr>
-              <w:jc w:val="left"/>
-            </w:pPr>
-            <w:r>
-              <w:rPr>
-                <w:rFonts w:ascii="Cambria" w:cs="Cambria" w:eastAsia="Cambria" w:hAnsi="Cambria"/>
-                <w:b w:val="false"/>
-                <w:bCs w:val="false"/>
-                <w:color w:val="666666"/>
-                <w:sz w:val="18"/>
-                <w:szCs w:val="18"/>
-              </w:rPr>
-              <w:t xml:space="preserve">2026-04-08</w:t>
-            </w:r>
-          </w:p>
-        </w:tc>
-        <w:tc>
-          <w:tcPr>
-            <w:tcW w:type="dxa" w:w="1600"/>
-            <w:tcBorders>
-              <w:top w:val="single" w:color="CCCCCC" w:sz="1"/>
-              <w:left w:val="single" w:color="CCCCCC" w:sz="1"/>
-              <w:bottom w:val="single" w:color="CCCCCC" w:sz="1"/>
-              <w:right w:val="single" w:color="CCCCCC" w:sz="1"/>
-            </w:tcBorders>
-            <w:shd w:fill="F9F9F9" w:val="clear"/>
-            <w:tcMar>
-              <w:top w:type="dxa" w:w="60"/>
-              <w:left w:type="dxa" w:w="100"/>
-              <w:bottom w:type="dxa" w:w="60"/>
-              <w:right w:type="dxa" w:w="100"/>
-            </w:tcMar>
-          </w:tcPr>
-          <w:p>
-            <w:pPr>
-              <w:jc w:val="center"/>
-            </w:pPr>
-            <w:r>
-              <w:rPr>
-                <w:rFonts w:ascii="Cambria" w:cs="Cambria" w:eastAsia="Cambria" w:hAnsi="Cambria"/>
-                <w:b/>
-                <w:bCs/>
-                <w:color w:val="163A5F"/>
-                <w:sz w:val="17"/>
-                <w:szCs w:val="17"/>
-              </w:rPr>
-              <w:t xml:space="preserve">Progress Update</w:t>
-            </w:r>
-          </w:p>
-        </w:tc>
-        <w:tc>
-          <w:tcPr>
-            <w:tcW w:type="dxa" w:w="7400"/>
-            <w:tcBorders>
-              <w:top w:val="single" w:color="CCCCCC" w:sz="1"/>
-              <w:left w:val="single" w:color="CCCCCC" w:sz="1"/>
-              <w:bottom w:val="single" w:color="CCCCCC" w:sz="1"/>
-              <w:right w:val="single" w:color="CCCCCC" w:sz="1"/>
-            </w:tcBorders>
-            <w:shd w:fill="F9F9F9" w:val="clear"/>
-            <w:tcMar>
-              <w:top w:type="dxa" w:w="60"/>
-              <w:left w:type="dxa" w:w="100"/>
-              <w:bottom w:type="dxa" w:w="60"/>
-              <w:right w:type="dxa" w:w="100"/>
-            </w:tcMar>
-          </w:tcPr>
-          <w:p>
-            <w:pPr>
-              <w:jc w:val="left"/>
-            </w:pPr>
-            <w:r>
-              <w:rPr>
-                <w:rFonts w:ascii="Cambria" w:cs="Cambria" w:eastAsia="Cambria" w:hAnsi="Cambria"/>
-                <w:b w:val="false"/>
-                <w:bCs w:val="false"/>
-                <w:color w:val="333333"/>
-                <w:sz w:val="18"/>
-                <w:szCs w:val="18"/>
-              </w:rPr>
-              <w:t xml:space="preserve">20+ partners actively engaged including DAS, CDE, ASCCC, Credential Engine, WestEd, Cal-JAC, and others</w:t>
-            </w:r>
-          </w:p>
-        </w:tc>
-      </w:tr>
-      <w:tr>
-        <w:tc>
-          <w:tcPr>
-            <w:tcW w:type="dxa" w:w="1800"/>
-            <w:tcBorders>
-              <w:top w:val="single" w:color="CCCCCC" w:sz="1"/>
-              <w:left w:val="single" w:color="CCCCCC" w:sz="1"/>
-              <w:bottom w:val="single" w:color="CCCCCC" w:sz="1"/>
-              <w:right w:val="single" w:color="CCCCCC" w:sz="1"/>
-            </w:tcBorders>
-            <w:shd w:fill="FFFFFF" w:val="clear"/>
-            <w:tcMar>
-              <w:top w:type="dxa" w:w="60"/>
-              <w:left w:type="dxa" w:w="100"/>
-              <w:bottom w:type="dxa" w:w="60"/>
-              <w:right w:type="dxa" w:w="100"/>
-            </w:tcMar>
-          </w:tcPr>
-          <w:p>
-            <w:pPr>
-              <w:jc w:val="left"/>
-            </w:pPr>
-            <w:r>
-              <w:rPr>
-                <w:rFonts w:ascii="Cambria" w:cs="Cambria" w:eastAsia="Cambria" w:hAnsi="Cambria"/>
-                <w:b w:val="false"/>
-                <w:bCs w:val="false"/>
-                <w:color w:val="666666"/>
-                <w:sz w:val="18"/>
-                <w:szCs w:val="18"/>
-              </w:rPr>
-              <w:t xml:space="preserve">2026-04-08</w:t>
-            </w:r>
-          </w:p>
-        </w:tc>
-        <w:tc>
-          <w:tcPr>
-            <w:tcW w:type="dxa" w:w="1600"/>
-            <w:tcBorders>
-              <w:top w:val="single" w:color="CCCCCC" w:sz="1"/>
-              <w:left w:val="single" w:color="CCCCCC" w:sz="1"/>
-              <w:bottom w:val="single" w:color="CCCCCC" w:sz="1"/>
-              <w:right w:val="single" w:color="CCCCCC" w:sz="1"/>
-            </w:tcBorders>
-            <w:shd w:fill="FFFFFF" w:val="clear"/>
-            <w:tcMar>
-              <w:top w:type="dxa" w:w="60"/>
-              <w:left w:type="dxa" w:w="100"/>
-              <w:bottom w:type="dxa" w:w="60"/>
-              <w:right w:type="dxa" w:w="100"/>
-            </w:tcMar>
-          </w:tcPr>
-          <w:p>
-            <w:pPr>
-              <w:jc w:val="center"/>
-            </w:pPr>
-            <w:r>
-              <w:rPr>
-                <w:rFonts w:ascii="Cambria" w:cs="Cambria" w:eastAsia="Cambria" w:hAnsi="Cambria"/>
-                <w:b/>
-                <w:bCs/>
-                <w:color w:val="C9A84C"/>
-                <w:sz w:val="17"/>
-                <w:szCs w:val="17"/>
-              </w:rPr>
-              <w:t xml:space="preserve">Workplan</w:t>
-            </w:r>
-          </w:p>
-        </w:tc>
-        <w:tc>
-          <w:tcPr>
-            <w:tcW w:type="dxa" w:w="7400"/>
-            <w:tcBorders>
-              <w:top w:val="single" w:color="CCCCCC" w:sz="1"/>
-              <w:left w:val="single" w:color="CCCCCC" w:sz="1"/>
-              <w:bottom w:val="single" w:color="CCCCCC" w:sz="1"/>
-              <w:right w:val="single" w:color="CCCCCC" w:sz="1"/>
-            </w:tcBorders>
-            <w:shd w:fill="FFFFFF" w:val="clear"/>
-            <w:tcMar>
-              <w:top w:type="dxa" w:w="60"/>
-              <w:left w:type="dxa" w:w="100"/>
-              <w:bottom w:type="dxa" w:w="60"/>
-              <w:right w:type="dxa" w:w="100"/>
-            </w:tcMar>
-          </w:tcPr>
-          <w:p>
-            <w:pPr>
-              <w:jc w:val="left"/>
-            </w:pPr>
-            <w:r>
-              <w:rPr>
-                <w:rFonts w:ascii="Cambria" w:cs="Cambria" w:eastAsia="Cambria" w:hAnsi="Cambria"/>
-                <w:b w:val="false"/>
-                <w:bCs w:val="false"/>
-                <w:color w:val="333333"/>
-                <w:sz w:val="18"/>
-                <w:szCs w:val="18"/>
-              </w:rPr>
-              <w:t xml:space="preserve">8</w:t>
             </w:r>
           </w:p>
         </w:tc>

--- a/reports/projects/4.2_Report.docx
+++ b/reports/projects/4.2_Report.docx
@@ -75,7 +75,7 @@
           <w:sz w:val="19"/>
           <w:szCs w:val="19"/>
         </w:rPr>
-        <w:t xml:space="preserve">April 8, 2026</w:t>
+        <w:t xml:space="preserve">April 14, 2026</w:t>
       </w:r>
     </w:p>
     <w:tbl>
@@ -1564,7 +1564,7 @@
         <w:sz w:val="14"/>
         <w:szCs w:val="14"/>
       </w:rPr>
-      <w:t xml:space="preserve">Generated April 8, 2026  |  California Community Colleges  |  MAP Initiative</w:t>
+      <w:t xml:space="preserve">Generated April 14, 2026  |  California Community Colleges  |  MAP Initiative</w:t>
     </w:r>
     <w:r>
       <w:rPr>

--- a/reports/projects/4.2_Report.docx
+++ b/reports/projects/4.2_Report.docx
@@ -13,12 +13,12 @@
       </w:pPr>
       <w:r>
         <w:rPr>
-          <w:rFonts w:ascii="Cambria" w:cs="Cambria" w:eastAsia="Cambria" w:hAnsi="Cambria"/>
           <w:b/>
           <w:bCs/>
           <w:color w:val="0A2240"/>
           <w:sz w:val="32"/>
           <w:szCs w:val="32"/>
+          <w:rFonts w:ascii="Cambria" w:cs="Cambria" w:eastAsia="Cambria" w:hAnsi="Cambria"/>
         </w:rPr>
         <w:t xml:space="preserve">4.2  Strategic Partnerships</w:t>
       </w:r>
@@ -30,23 +30,23 @@
       </w:pPr>
       <w:r>
         <w:rPr>
-          <w:rFonts w:ascii="Cambria" w:cs="Cambria" w:eastAsia="Cambria" w:hAnsi="Cambria"/>
           <w:b/>
           <w:bCs/>
           <w:color w:val="2A7D4F"/>
           <w:sz w:val="24"/>
           <w:szCs w:val="24"/>
+          <w:rFonts w:ascii="Cambria" w:cs="Cambria" w:eastAsia="Cambria" w:hAnsi="Cambria"/>
         </w:rPr>
         <w:t xml:space="preserve">✔ Goal Met  </w:t>
       </w:r>
       <w:r>
         <w:rPr>
-          <w:rFonts w:ascii="Cambria" w:cs="Cambria" w:eastAsia="Cambria" w:hAnsi="Cambria"/>
           <w:b/>
           <w:bCs/>
           <w:color w:val="C9A84C"/>
           <w:sz w:val="24"/>
           <w:szCs w:val="24"/>
+          <w:rFonts w:ascii="Cambria" w:cs="Cambria" w:eastAsia="Cambria" w:hAnsi="Cambria"/>
         </w:rPr>
         <w:t xml:space="preserve">★ Stretch Met</w:t>
       </w:r>
@@ -61,21 +61,21 @@
       </w:pPr>
       <w:r>
         <w:rPr>
-          <w:rFonts w:ascii="Cambria" w:cs="Cambria" w:eastAsia="Cambria" w:hAnsi="Cambria"/>
           <w:color w:val="666666"/>
           <w:sz w:val="19"/>
           <w:szCs w:val="19"/>
+          <w:rFonts w:ascii="Cambria" w:cs="Cambria" w:eastAsia="Cambria" w:hAnsi="Cambria"/>
         </w:rPr>
         <w:t xml:space="preserve">Activity 4: Sprints, Projects &amp; Partnerships  |  Goal 1  |  </w:t>
       </w:r>
       <w:r>
         <w:rPr>
-          <w:rFonts w:ascii="Cambria" w:cs="Cambria" w:eastAsia="Cambria" w:hAnsi="Cambria"/>
           <w:color w:val="666666"/>
           <w:sz w:val="19"/>
           <w:szCs w:val="19"/>
+          <w:rFonts w:ascii="Cambria" w:cs="Cambria" w:eastAsia="Cambria" w:hAnsi="Cambria"/>
         </w:rPr>
-        <w:t xml:space="preserve">April 14, 2026</w:t>
+        <w:t xml:space="preserve">July 2, 2026</w:t>
       </w:r>
     </w:p>
     <w:tbl>
@@ -118,12 +118,12 @@
             </w:pPr>
             <w:r>
               <w:rPr>
-                <w:rFonts w:ascii="Cambria" w:cs="Cambria" w:eastAsia="Cambria" w:hAnsi="Cambria"/>
                 <w:b/>
                 <w:bCs/>
                 <w:color w:val="163A5F"/>
                 <w:sz w:val="20"/>
                 <w:szCs w:val="20"/>
+                <w:rFonts w:ascii="Cambria" w:cs="Cambria" w:eastAsia="Cambria" w:hAnsi="Cambria"/>
               </w:rPr>
               <w:t xml:space="preserve">Status</w:t>
             </w:r>
@@ -152,12 +152,12 @@
             </w:pPr>
             <w:r>
               <w:rPr>
-                <w:rFonts w:ascii="Cambria" w:cs="Cambria" w:eastAsia="Cambria" w:hAnsi="Cambria"/>
                 <w:b/>
                 <w:bCs/>
                 <w:color w:val="2A7D4F"/>
                 <w:sz w:val="20"/>
                 <w:szCs w:val="20"/>
+                <w:rFonts w:ascii="Cambria" w:cs="Cambria" w:eastAsia="Cambria" w:hAnsi="Cambria"/>
               </w:rPr>
               <w:t xml:space="preserve">Stretch Met</w:t>
             </w:r>
@@ -188,12 +188,12 @@
             </w:pPr>
             <w:r>
               <w:rPr>
-                <w:rFonts w:ascii="Cambria" w:cs="Cambria" w:eastAsia="Cambria" w:hAnsi="Cambria"/>
                 <w:b/>
                 <w:bCs/>
                 <w:color w:val="163A5F"/>
                 <w:sz w:val="20"/>
                 <w:szCs w:val="20"/>
+                <w:rFonts w:ascii="Cambria" w:cs="Cambria" w:eastAsia="Cambria" w:hAnsi="Cambria"/>
               </w:rPr>
               <w:t xml:space="preserve">Progress</w:t>
             </w:r>
@@ -222,12 +222,12 @@
             </w:pPr>
             <w:r>
               <w:rPr>
-                <w:rFonts w:ascii="Cambria" w:cs="Cambria" w:eastAsia="Cambria" w:hAnsi="Cambria"/>
                 <w:b/>
                 <w:bCs/>
                 <w:color w:val="2A7D4F"/>
                 <w:sz w:val="20"/>
                 <w:szCs w:val="20"/>
+                <w:rFonts w:ascii="Cambria" w:cs="Cambria" w:eastAsia="Cambria" w:hAnsi="Cambria"/>
               </w:rPr>
               <w:t xml:space="preserve">80%</w:t>
             </w:r>
@@ -258,12 +258,12 @@
             </w:pPr>
             <w:r>
               <w:rPr>
-                <w:rFonts w:ascii="Cambria" w:cs="Cambria" w:eastAsia="Cambria" w:hAnsi="Cambria"/>
                 <w:b/>
                 <w:bCs/>
                 <w:color w:val="163A5F"/>
                 <w:sz w:val="20"/>
                 <w:szCs w:val="20"/>
+                <w:rFonts w:ascii="Cambria" w:cs="Cambria" w:eastAsia="Cambria" w:hAnsi="Cambria"/>
               </w:rPr>
               <w:t xml:space="preserve">Lead</w:t>
             </w:r>
@@ -292,12 +292,12 @@
             </w:pPr>
             <w:r>
               <w:rPr>
-                <w:rFonts w:ascii="Cambria" w:cs="Cambria" w:eastAsia="Cambria" w:hAnsi="Cambria"/>
                 <w:b w:val="false"/>
                 <w:bCs w:val="false"/>
                 <w:color w:val="333333"/>
                 <w:sz w:val="20"/>
                 <w:szCs w:val="20"/>
+                <w:rFonts w:ascii="Cambria" w:cs="Cambria" w:eastAsia="Cambria" w:hAnsi="Cambria"/>
               </w:rPr>
               <w:t xml:space="preserve">Samuel Lee</w:t>
             </w:r>
@@ -328,12 +328,12 @@
             </w:pPr>
             <w:r>
               <w:rPr>
-                <w:rFonts w:ascii="Cambria" w:cs="Cambria" w:eastAsia="Cambria" w:hAnsi="Cambria"/>
                 <w:b/>
                 <w:bCs/>
                 <w:color w:val="163A5F"/>
                 <w:sz w:val="20"/>
                 <w:szCs w:val="20"/>
+                <w:rFonts w:ascii="Cambria" w:cs="Cambria" w:eastAsia="Cambria" w:hAnsi="Cambria"/>
               </w:rPr>
               <w:t xml:space="preserve">Budget</w:t>
             </w:r>
@@ -362,12 +362,12 @@
             </w:pPr>
             <w:r>
               <w:rPr>
-                <w:rFonts w:ascii="Cambria" w:cs="Cambria" w:eastAsia="Cambria" w:hAnsi="Cambria"/>
                 <w:b w:val="false"/>
                 <w:bCs w:val="false"/>
                 <w:color w:val="333333"/>
                 <w:sz w:val="20"/>
                 <w:szCs w:val="20"/>
+                <w:rFonts w:ascii="Cambria" w:cs="Cambria" w:eastAsia="Cambria" w:hAnsi="Cambria"/>
               </w:rPr>
               <w:t xml:space="preserve">Included in operations (CPL Operations (ongoing $5M))</w:t>
             </w:r>
@@ -398,12 +398,12 @@
             </w:pPr>
             <w:r>
               <w:rPr>
-                <w:rFonts w:ascii="Cambria" w:cs="Cambria" w:eastAsia="Cambria" w:hAnsi="Cambria"/>
                 <w:b/>
                 <w:bCs/>
                 <w:color w:val="163A5F"/>
                 <w:sz w:val="20"/>
                 <w:szCs w:val="20"/>
+                <w:rFonts w:ascii="Cambria" w:cs="Cambria" w:eastAsia="Cambria" w:hAnsi="Cambria"/>
               </w:rPr>
               <w:t xml:space="preserve">KPI Current</w:t>
             </w:r>
@@ -432,12 +432,12 @@
             </w:pPr>
             <w:r>
               <w:rPr>
-                <w:rFonts w:ascii="Cambria" w:cs="Cambria" w:eastAsia="Cambria" w:hAnsi="Cambria"/>
                 <w:b w:val="false"/>
                 <w:bCs w:val="false"/>
                 <w:color w:val="0A2240"/>
                 <w:sz w:val="20"/>
                 <w:szCs w:val="20"/>
+                <w:rFonts w:ascii="Cambria" w:cs="Cambria" w:eastAsia="Cambria" w:hAnsi="Cambria"/>
               </w:rPr>
               <w:t xml:space="preserve">20 strategic partnerships active</w:t>
             </w:r>
@@ -468,12 +468,12 @@
             </w:pPr>
             <w:r>
               <w:rPr>
-                <w:rFonts w:ascii="Cambria" w:cs="Cambria" w:eastAsia="Cambria" w:hAnsi="Cambria"/>
                 <w:b/>
                 <w:bCs/>
                 <w:color w:val="163A5F"/>
                 <w:sz w:val="20"/>
                 <w:szCs w:val="20"/>
+                <w:rFonts w:ascii="Cambria" w:cs="Cambria" w:eastAsia="Cambria" w:hAnsi="Cambria"/>
               </w:rPr>
               <w:t xml:space="preserve">2030 Goal</w:t>
             </w:r>
@@ -502,12 +502,12 @@
             </w:pPr>
             <w:r>
               <w:rPr>
-                <w:rFonts w:ascii="Cambria" w:cs="Cambria" w:eastAsia="Cambria" w:hAnsi="Cambria"/>
                 <w:b w:val="false"/>
                 <w:bCs w:val="false"/>
                 <w:color w:val="0A2240"/>
                 <w:sz w:val="20"/>
                 <w:szCs w:val="20"/>
+                <w:rFonts w:ascii="Cambria" w:cs="Cambria" w:eastAsia="Cambria" w:hAnsi="Cambria"/>
               </w:rPr>
               <w:t xml:space="preserve">40</w:t>
             </w:r>
@@ -538,12 +538,12 @@
             </w:pPr>
             <w:r>
               <w:rPr>
-                <w:rFonts w:ascii="Cambria" w:cs="Cambria" w:eastAsia="Cambria" w:hAnsi="Cambria"/>
                 <w:b/>
                 <w:bCs/>
                 <w:color w:val="163A5F"/>
                 <w:sz w:val="20"/>
                 <w:szCs w:val="20"/>
+                <w:rFonts w:ascii="Cambria" w:cs="Cambria" w:eastAsia="Cambria" w:hAnsi="Cambria"/>
               </w:rPr>
               <w:t xml:space="preserve">2030 Stretch</w:t>
             </w:r>
@@ -572,12 +572,12 @@
             </w:pPr>
             <w:r>
               <w:rPr>
-                <w:rFonts w:ascii="Cambria" w:cs="Cambria" w:eastAsia="Cambria" w:hAnsi="Cambria"/>
                 <w:b w:val="false"/>
                 <w:bCs w:val="false"/>
                 <w:color w:val="C9A84C"/>
                 <w:sz w:val="20"/>
                 <w:szCs w:val="20"/>
+                <w:rFonts w:ascii="Cambria" w:cs="Cambria" w:eastAsia="Cambria" w:hAnsi="Cambria"/>
               </w:rPr>
               <w:t xml:space="preserve">30</w:t>
             </w:r>
@@ -608,12 +608,12 @@
             </w:pPr>
             <w:r>
               <w:rPr>
-                <w:rFonts w:ascii="Cambria" w:cs="Cambria" w:eastAsia="Cambria" w:hAnsi="Cambria"/>
                 <w:b/>
                 <w:bCs/>
                 <w:color w:val="163A5F"/>
                 <w:sz w:val="20"/>
                 <w:szCs w:val="20"/>
+                <w:rFonts w:ascii="Cambria" w:cs="Cambria" w:eastAsia="Cambria" w:hAnsi="Cambria"/>
               </w:rPr>
               <w:t xml:space="preserve">25-26</w:t>
             </w:r>
@@ -642,12 +642,12 @@
             </w:pPr>
             <w:r>
               <w:rPr>
-                <w:rFonts w:ascii="Cambria" w:cs="Cambria" w:eastAsia="Cambria" w:hAnsi="Cambria"/>
                 <w:b w:val="false"/>
                 <w:bCs w:val="false"/>
                 <w:color w:val="333333"/>
                 <w:sz w:val="20"/>
                 <w:szCs w:val="20"/>
+                <w:rFonts w:ascii="Cambria" w:cs="Cambria" w:eastAsia="Cambria" w:hAnsi="Cambria"/>
               </w:rPr>
               <w:t xml:space="preserve">20/3</w:t>
             </w:r>
@@ -678,12 +678,12 @@
             </w:pPr>
             <w:r>
               <w:rPr>
-                <w:rFonts w:ascii="Cambria" w:cs="Cambria" w:eastAsia="Cambria" w:hAnsi="Cambria"/>
                 <w:b/>
                 <w:bCs/>
                 <w:color w:val="163A5F"/>
                 <w:sz w:val="20"/>
                 <w:szCs w:val="20"/>
+                <w:rFonts w:ascii="Cambria" w:cs="Cambria" w:eastAsia="Cambria" w:hAnsi="Cambria"/>
               </w:rPr>
               <w:t xml:space="preserve">26-27</w:t>
             </w:r>
@@ -712,12 +712,12 @@
             </w:pPr>
             <w:r>
               <w:rPr>
-                <w:rFonts w:ascii="Cambria" w:cs="Cambria" w:eastAsia="Cambria" w:hAnsi="Cambria"/>
                 <w:b w:val="false"/>
                 <w:bCs w:val="false"/>
                 <w:color w:val="333333"/>
                 <w:sz w:val="20"/>
                 <w:szCs w:val="20"/>
+                <w:rFonts w:ascii="Cambria" w:cs="Cambria" w:eastAsia="Cambria" w:hAnsi="Cambria"/>
               </w:rPr>
               <w:t xml:space="preserve">20/7</w:t>
             </w:r>
@@ -748,12 +748,12 @@
             </w:pPr>
             <w:r>
               <w:rPr>
-                <w:rFonts w:ascii="Cambria" w:cs="Cambria" w:eastAsia="Cambria" w:hAnsi="Cambria"/>
                 <w:b/>
                 <w:bCs/>
                 <w:color w:val="163A5F"/>
                 <w:sz w:val="20"/>
                 <w:szCs w:val="20"/>
+                <w:rFonts w:ascii="Cambria" w:cs="Cambria" w:eastAsia="Cambria" w:hAnsi="Cambria"/>
               </w:rPr>
               <w:t xml:space="preserve">27-28</w:t>
             </w:r>
@@ -782,12 +782,12 @@
             </w:pPr>
             <w:r>
               <w:rPr>
-                <w:rFonts w:ascii="Cambria" w:cs="Cambria" w:eastAsia="Cambria" w:hAnsi="Cambria"/>
                 <w:b w:val="false"/>
                 <w:bCs w:val="false"/>
                 <w:color w:val="333333"/>
                 <w:sz w:val="20"/>
                 <w:szCs w:val="20"/>
+                <w:rFonts w:ascii="Cambria" w:cs="Cambria" w:eastAsia="Cambria" w:hAnsi="Cambria"/>
               </w:rPr>
               <w:t xml:space="preserve">20/11</w:t>
             </w:r>
@@ -818,12 +818,12 @@
             </w:pPr>
             <w:r>
               <w:rPr>
-                <w:rFonts w:ascii="Cambria" w:cs="Cambria" w:eastAsia="Cambria" w:hAnsi="Cambria"/>
                 <w:b/>
                 <w:bCs/>
                 <w:color w:val="163A5F"/>
                 <w:sz w:val="20"/>
                 <w:szCs w:val="20"/>
+                <w:rFonts w:ascii="Cambria" w:cs="Cambria" w:eastAsia="Cambria" w:hAnsi="Cambria"/>
               </w:rPr>
               <w:t xml:space="preserve">28-29</w:t>
             </w:r>
@@ -852,12 +852,12 @@
             </w:pPr>
             <w:r>
               <w:rPr>
-                <w:rFonts w:ascii="Cambria" w:cs="Cambria" w:eastAsia="Cambria" w:hAnsi="Cambria"/>
                 <w:b w:val="false"/>
                 <w:bCs w:val="false"/>
                 <w:color w:val="333333"/>
                 <w:sz w:val="20"/>
                 <w:szCs w:val="20"/>
+                <w:rFonts w:ascii="Cambria" w:cs="Cambria" w:eastAsia="Cambria" w:hAnsi="Cambria"/>
               </w:rPr>
               <w:t xml:space="preserve">20/15</w:t>
             </w:r>
@@ -888,12 +888,12 @@
             </w:pPr>
             <w:r>
               <w:rPr>
-                <w:rFonts w:ascii="Cambria" w:cs="Cambria" w:eastAsia="Cambria" w:hAnsi="Cambria"/>
                 <w:b/>
                 <w:bCs/>
                 <w:color w:val="163A5F"/>
                 <w:sz w:val="20"/>
                 <w:szCs w:val="20"/>
+                <w:rFonts w:ascii="Cambria" w:cs="Cambria" w:eastAsia="Cambria" w:hAnsi="Cambria"/>
               </w:rPr>
               <w:t xml:space="preserve">29-30</w:t>
             </w:r>
@@ -922,12 +922,12 @@
             </w:pPr>
             <w:r>
               <w:rPr>
-                <w:rFonts w:ascii="Cambria" w:cs="Cambria" w:eastAsia="Cambria" w:hAnsi="Cambria"/>
                 <w:b w:val="false"/>
                 <w:bCs w:val="false"/>
                 <w:color w:val="333333"/>
                 <w:sz w:val="20"/>
                 <w:szCs w:val="20"/>
+                <w:rFonts w:ascii="Cambria" w:cs="Cambria" w:eastAsia="Cambria" w:hAnsi="Cambria"/>
               </w:rPr>
               <w:t xml:space="preserve">20/40</w:t>
             </w:r>
@@ -949,10 +949,10 @@
       </w:pPr>
       <w:r>
         <w:rPr>
-          <w:rFonts w:ascii="Cambria" w:cs="Cambria" w:eastAsia="Cambria" w:hAnsi="Cambria"/>
           <w:color w:val="444444"/>
           <w:sz w:val="21"/>
           <w:szCs w:val="21"/>
+          <w:rFonts w:ascii="Cambria" w:cs="Cambria" w:eastAsia="Cambria" w:hAnsi="Cambria"/>
         </w:rPr>
         <w:t xml:space="preserve">Build and maintain partnerships with industry, state agencies, labor unions, and education segments</w:t>
       </w:r>
@@ -971,12 +971,12 @@
       </w:pPr>
       <w:r>
         <w:rPr>
-          <w:rFonts w:ascii="Cambria" w:cs="Cambria" w:eastAsia="Cambria" w:hAnsi="Cambria"/>
           <w:color w:val="666666"/>
           <w:sz w:val="18"/>
           <w:szCs w:val="18"/>
+          <w:rFonts w:ascii="Cambria" w:cs="Cambria" w:eastAsia="Cambria" w:hAnsi="Cambria"/>
         </w:rPr>
-        <w:t xml:space="preserve">Date: 2026-04-07</w:t>
+        <w:t xml:space="preserve">Date: 2026-07-02</w:t>
       </w:r>
     </w:p>
     <w:p>
@@ -985,12 +985,12 @@
       </w:pPr>
       <w:r>
         <w:rPr>
-          <w:rFonts w:ascii="Cambria" w:cs="Cambria" w:eastAsia="Cambria" w:hAnsi="Cambria"/>
           <w:color w:val="444444"/>
           <w:sz w:val="21"/>
           <w:szCs w:val="21"/>
+          <w:rFonts w:ascii="Cambria" w:cs="Cambria" w:eastAsia="Cambria" w:hAnsi="Cambria"/>
         </w:rPr>
-        <w:t xml:space="preserve">20+ partners actively engaged including DAS, CDE, ASCCC, Credential Engine, WestEd, Cal-JAC, and others</w:t>
+        <w:t xml:space="preserve">Strategic Partnerships continues with active engagement across 20+ partner organizations, including Department of Apprenticeship Services, Department of War MCTO, Credential Engine, WestEd, Cal-JAC, ASCCC and many more. We have far exceeded goals in this activity.</w:t>
       </w:r>
     </w:p>
     <w:p>
@@ -1007,10 +1007,10 @@
       </w:pPr>
       <w:r>
         <w:rPr>
-          <w:rFonts w:ascii="Cambria" w:cs="Cambria" w:eastAsia="Cambria" w:hAnsi="Cambria"/>
           <w:color w:val="444444"/>
           <w:sz w:val="21"/>
           <w:szCs w:val="21"/>
+          <w:rFonts w:ascii="Cambria" w:cs="Cambria" w:eastAsia="Cambria" w:hAnsi="Cambria"/>
         </w:rPr>
         <w:t xml:space="preserve">20+ partners actively working with the CPL Initiative including DAS, CDE, ASCCC, Credential Engine, WestEd, Cal-JAC, CCCF, Futuro Health, Public Works Alliance EMS Corps, and Iron Workers union.</w:t>
       </w:r>
@@ -1029,10 +1029,10 @@
       </w:pPr>
       <w:r>
         <w:rPr>
-          <w:rFonts w:ascii="Cambria" w:cs="Cambria" w:eastAsia="Cambria" w:hAnsi="Cambria"/>
           <w:color w:val="444444"/>
           <w:sz w:val="21"/>
           <w:szCs w:val="21"/>
+          <w:rFonts w:ascii="Cambria" w:cs="Cambria" w:eastAsia="Cambria" w:hAnsi="Cambria"/>
         </w:rPr>
         <w:t xml:space="preserve">20+ partners active; expand to include Futuro Health, Iron Workers, Public Works Alliance EMS Corps</w:t>
       </w:r>
@@ -1051,10 +1051,10 @@
       </w:pPr>
       <w:r>
         <w:rPr>
-          <w:rFonts w:ascii="Cambria" w:cs="Cambria" w:eastAsia="Cambria" w:hAnsi="Cambria"/>
           <w:color w:val="666666"/>
           <w:sz w:val="18"/>
           <w:szCs w:val="18"/>
+          <w:rFonts w:ascii="Cambria" w:cs="Cambria" w:eastAsia="Cambria" w:hAnsi="Cambria"/>
         </w:rPr>
         <w:t xml:space="preserve">3 logged updates — newest first</w:t>
       </w:r>
@@ -1100,12 +1100,12 @@
             </w:pPr>
             <w:r>
               <w:rPr>
-                <w:rFonts w:ascii="Cambria" w:cs="Cambria" w:eastAsia="Cambria" w:hAnsi="Cambria"/>
                 <w:b/>
                 <w:bCs/>
                 <w:color w:val="FFFFFF"/>
                 <w:sz w:val="18"/>
                 <w:szCs w:val="18"/>
+                <w:rFonts w:ascii="Cambria" w:cs="Cambria" w:eastAsia="Cambria" w:hAnsi="Cambria"/>
               </w:rPr>
               <w:t xml:space="preserve">Date</w:t>
             </w:r>
@@ -1134,12 +1134,12 @@
             </w:pPr>
             <w:r>
               <w:rPr>
-                <w:rFonts w:ascii="Cambria" w:cs="Cambria" w:eastAsia="Cambria" w:hAnsi="Cambria"/>
                 <w:b/>
                 <w:bCs/>
                 <w:color w:val="FFFFFF"/>
                 <w:sz w:val="18"/>
                 <w:szCs w:val="18"/>
+                <w:rFonts w:ascii="Cambria" w:cs="Cambria" w:eastAsia="Cambria" w:hAnsi="Cambria"/>
               </w:rPr>
               <w:t xml:space="preserve">Type</w:t>
             </w:r>
@@ -1168,12 +1168,12 @@
             </w:pPr>
             <w:r>
               <w:rPr>
-                <w:rFonts w:ascii="Cambria" w:cs="Cambria" w:eastAsia="Cambria" w:hAnsi="Cambria"/>
                 <w:b/>
                 <w:bCs/>
                 <w:color w:val="FFFFFF"/>
                 <w:sz w:val="18"/>
                 <w:szCs w:val="18"/>
+                <w:rFonts w:ascii="Cambria" w:cs="Cambria" w:eastAsia="Cambria" w:hAnsi="Cambria"/>
               </w:rPr>
               <w:t xml:space="preserve">Note</w:t>
             </w:r>
@@ -1204,12 +1204,12 @@
             </w:pPr>
             <w:r>
               <w:rPr>
-                <w:rFonts w:ascii="Cambria" w:cs="Cambria" w:eastAsia="Cambria" w:hAnsi="Cambria"/>
                 <w:b w:val="false"/>
                 <w:bCs w:val="false"/>
                 <w:color w:val="666666"/>
                 <w:sz w:val="18"/>
                 <w:szCs w:val="18"/>
+                <w:rFonts w:ascii="Cambria" w:cs="Cambria" w:eastAsia="Cambria" w:hAnsi="Cambria"/>
               </w:rPr>
               <w:t xml:space="preserve">2026-04-07</w:t>
             </w:r>
@@ -1238,12 +1238,12 @@
             </w:pPr>
             <w:r>
               <w:rPr>
-                <w:rFonts w:ascii="Cambria" w:cs="Cambria" w:eastAsia="Cambria" w:hAnsi="Cambria"/>
                 <w:b/>
                 <w:bCs/>
                 <w:color w:val="163A5F"/>
                 <w:sz w:val="17"/>
                 <w:szCs w:val="17"/>
+                <w:rFonts w:ascii="Cambria" w:cs="Cambria" w:eastAsia="Cambria" w:hAnsi="Cambria"/>
               </w:rPr>
               <w:t xml:space="preserve">Progress Update</w:t>
             </w:r>
@@ -1272,12 +1272,12 @@
             </w:pPr>
             <w:r>
               <w:rPr>
-                <w:rFonts w:ascii="Cambria" w:cs="Cambria" w:eastAsia="Cambria" w:hAnsi="Cambria"/>
                 <w:b w:val="false"/>
                 <w:bCs w:val="false"/>
                 <w:color w:val="333333"/>
                 <w:sz w:val="18"/>
                 <w:szCs w:val="18"/>
+                <w:rFonts w:ascii="Cambria" w:cs="Cambria" w:eastAsia="Cambria" w:hAnsi="Cambria"/>
               </w:rPr>
               <w:t xml:space="preserve">20+ partners actively engaged including DAS, CDE, ASCCC, Credential Engine, WestEd, Cal-JAC, and others</w:t>
             </w:r>
@@ -1308,12 +1308,12 @@
             </w:pPr>
             <w:r>
               <w:rPr>
-                <w:rFonts w:ascii="Cambria" w:cs="Cambria" w:eastAsia="Cambria" w:hAnsi="Cambria"/>
                 <w:b w:val="false"/>
                 <w:bCs w:val="false"/>
                 <w:color w:val="666666"/>
                 <w:sz w:val="18"/>
                 <w:szCs w:val="18"/>
+                <w:rFonts w:ascii="Cambria" w:cs="Cambria" w:eastAsia="Cambria" w:hAnsi="Cambria"/>
               </w:rPr>
               <w:t xml:space="preserve">2026-04-07</w:t>
             </w:r>
@@ -1342,12 +1342,12 @@
             </w:pPr>
             <w:r>
               <w:rPr>
-                <w:rFonts w:ascii="Cambria" w:cs="Cambria" w:eastAsia="Cambria" w:hAnsi="Cambria"/>
                 <w:b/>
                 <w:bCs/>
                 <w:color w:val="C9A84C"/>
                 <w:sz w:val="17"/>
                 <w:szCs w:val="17"/>
+                <w:rFonts w:ascii="Cambria" w:cs="Cambria" w:eastAsia="Cambria" w:hAnsi="Cambria"/>
               </w:rPr>
               <w:t xml:space="preserve">Workplan</w:t>
             </w:r>
@@ -1376,12 +1376,12 @@
             </w:pPr>
             <w:r>
               <w:rPr>
-                <w:rFonts w:ascii="Cambria" w:cs="Cambria" w:eastAsia="Cambria" w:hAnsi="Cambria"/>
                 <w:b w:val="false"/>
                 <w:bCs w:val="false"/>
                 <w:color w:val="333333"/>
                 <w:sz w:val="18"/>
                 <w:szCs w:val="18"/>
+                <w:rFonts w:ascii="Cambria" w:cs="Cambria" w:eastAsia="Cambria" w:hAnsi="Cambria"/>
               </w:rPr>
               <w:t xml:space="preserve">20+ partners actively working with the CPL Initiative including DAS, CDE, ASCCC, Credential Engine, WestEd, Cal-JAC, CCCF, Futuro Health, Public Works Alliance EMS Corps, and Iron Workers union.</w:t>
             </w:r>
@@ -1412,12 +1412,12 @@
             </w:pPr>
             <w:r>
               <w:rPr>
-                <w:rFonts w:ascii="Cambria" w:cs="Cambria" w:eastAsia="Cambria" w:hAnsi="Cambria"/>
                 <w:b w:val="false"/>
                 <w:bCs w:val="false"/>
                 <w:color w:val="666666"/>
                 <w:sz w:val="18"/>
                 <w:szCs w:val="18"/>
+                <w:rFonts w:ascii="Cambria" w:cs="Cambria" w:eastAsia="Cambria" w:hAnsi="Cambria"/>
               </w:rPr>
               <w:t xml:space="preserve">2026-03-20</w:t>
             </w:r>
@@ -1446,12 +1446,12 @@
             </w:pPr>
             <w:r>
               <w:rPr>
-                <w:rFonts w:ascii="Cambria" w:cs="Cambria" w:eastAsia="Cambria" w:hAnsi="Cambria"/>
                 <w:b/>
                 <w:bCs/>
                 <w:color w:val="163A5F"/>
                 <w:sz w:val="17"/>
                 <w:szCs w:val="17"/>
+                <w:rFonts w:ascii="Cambria" w:cs="Cambria" w:eastAsia="Cambria" w:hAnsi="Cambria"/>
               </w:rPr>
               <w:t xml:space="preserve">Progress Update</w:t>
             </w:r>
@@ -1480,12 +1480,12 @@
             </w:pPr>
             <w:r>
               <w:rPr>
-                <w:rFonts w:ascii="Cambria" w:cs="Cambria" w:eastAsia="Cambria" w:hAnsi="Cambria"/>
                 <w:b w:val="false"/>
                 <w:bCs w:val="false"/>
                 <w:color w:val="333333"/>
                 <w:sz w:val="18"/>
                 <w:szCs w:val="18"/>
+                <w:rFonts w:ascii="Cambria" w:cs="Cambria" w:eastAsia="Cambria" w:hAnsi="Cambria"/>
               </w:rPr>
               <w:t xml:space="preserve">20+ partners actively engaged including DAS, CDE, ASCCC, Credential Engine, WestEd, Cal-JAC, and others</w:t>
             </w:r>
@@ -1494,8 +1494,8 @@
       </w:tr>
     </w:tbl>
     <w:sectPr>
-      <w:headerReference w:type="default" r:id="rId7"/>
-      <w:footerReference w:type="default" r:id="rId8"/>
+      <w:headerReference w:type="default" r:id="rId6"/>
+      <w:footerReference w:type="default" r:id="rId7"/>
       <w:pgSz w:w="12240" w:h="15840" w:orient="portrait"/>
       <w:pgMar w:top="720" w:right="720" w:bottom="720" w:left="720" w:header="708" w:footer="708" w:gutter="0"/>
       <w:pgNumType/>
@@ -1507,43 +1507,6 @@
 
 <file path=word/comments.xml><?xml version="1.0" encoding="utf-8"?>
 <w:comments xmlns:cx="http://schemas.microsoft.com/office/drawing/2014/chartex" xmlns:cx1="http://schemas.microsoft.com/office/drawing/2015/9/8/chartex" xmlns:cx2="http://schemas.microsoft.com/office/drawing/2015/10/21/chartex" xmlns:cx3="http://schemas.microsoft.com/office/drawing/2016/5/9/chartex" xmlns:cx4="http://schemas.microsoft.com/office/drawing/2016/5/10/chartex" xmlns:cx5="http://schemas.microsoft.com/office/drawing/2016/5/11/chartex" xmlns:cx6="http://schemas.microsoft.com/office/drawing/2016/5/12/chartex" xmlns:cx7="http://schemas.microsoft.com/office/drawing/2016/5/13/chartex" xmlns:cx8="http://schemas.microsoft.com/office/drawing/2016/5/14/chartex" xmlns:mc="http://schemas.openxmlformats.org/markup-compatibility/2006" xmlns:aink="http://schemas.microsoft.com/office/drawing/2016/ink" xmlns:am3d="http://schemas.microsoft.com/office/drawing/2017/model3d" xmlns:o="urn:schemas-microsoft-com:office:office" xmlns:r="http://schemas.openxmlformats.org/officeDocument/2006/relationships" xmlns:m="http://schemas.openxmlformats.org/officeDocument/2006/math" xmlns:v="urn:schemas-microsoft-com:vml" xmlns:wp14="http://schemas.microsoft.com/office/word/2010/wordprocessingDrawing" xmlns:wp="http://schemas.openxmlformats.org/drawingml/2006/wordprocessingDrawing" xmlns:w10="urn:schemas-microsoft-com:office:word" xmlns:w="http://schemas.openxmlformats.org/wordprocessingml/2006/main" xmlns:w14="http://schemas.microsoft.com/office/word/2010/wordml" xmlns:w15="http://schemas.microsoft.com/office/word/2012/wordml" xmlns:w16cex="http://schemas.microsoft.com/office/word/2018/wordml/cex" xmlns:w16cid="http://schemas.microsoft.com/office/word/2016/wordml/cid" xmlns:w16="http://schemas.microsoft.com/office/word/2018/wordml" xmlns:w16sdtdh="http://schemas.microsoft.com/office/word/2020/wordml/sdtdatahash" xmlns:w16se="http://schemas.microsoft.com/office/word/2015/wordml/symex" xmlns:wpg="http://schemas.microsoft.com/office/word/2010/wordprocessingGroup" xmlns:wpi="http://schemas.microsoft.com/office/word/2010/wordprocessingInk" xmlns:wne="http://schemas.microsoft.com/office/word/2006/wordml" xmlns:wps="http://schemas.microsoft.com/office/word/2010/wordprocessingShape"/>
-</file>
-
-<file path=word/endnotes.xml><?xml version="1.0" encoding="utf-8"?>
-<w:endnotes xmlns:wpc="http://schemas.microsoft.com/office/word/2010/wordprocessingCanvas" xmlns:mc="http://schemas.openxmlformats.org/markup-compatibility/2006" xmlns:o="urn:schemas-microsoft-com:office:office" xmlns:r="http://schemas.openxmlformats.org/officeDocument/2006/relationships" xmlns:m="http://schemas.openxmlformats.org/officeDocument/2006/math" xmlns:v="urn:schemas-microsoft-com:vml" xmlns:wp14="http://schemas.microsoft.com/office/word/2010/wordprocessingDrawing" xmlns:wp="http://schemas.openxmlformats.org/drawingml/2006/wordprocessingDrawing" xmlns:w10="urn:schemas-microsoft-com:office:word" xmlns:w="http://schemas.openxmlformats.org/wordprocessingml/2006/main" xmlns:w14="http://schemas.microsoft.com/office/word/2010/wordml" xmlns:w15="http://schemas.microsoft.com/office/word/2012/wordml" xmlns:wpg="http://schemas.microsoft.com/office/word/2010/wordprocessingGroup" xmlns:wpi="http://schemas.microsoft.com/office/word/2010/wordprocessingInk" xmlns:wne="http://schemas.microsoft.com/office/word/2006/wordml" xmlns:wps="http://schemas.microsoft.com/office/word/2010/wordprocessingShape" mc:Ignorable="w14 w15 wp14">
-  <w:endnote w:type="separator" w:id="-1">
-    <w:p>
-      <w:pPr>
-        <w:spacing w:after="0" w:line="240" w:lineRule="auto"/>
-      </w:pPr>
-      <w:r>
-        <w:rPr>
-          <w:rStyle w:val="EndnoteReference"/>
-        </w:rPr>
-        <w:endnoteRef/>
-      </w:r>
-      <w:r>
-        <w:separator/>
-      </w:r>
-    </w:p>
-  </w:endnote>
-  <w:endnote w:type="continuationSeparator" w:id="0">
-    <w:p>
-      <w:pPr>
-        <w:spacing w:after="0" w:line="240" w:lineRule="auto"/>
-      </w:pPr>
-      <w:r>
-        <w:rPr>
-          <w:rStyle w:val="EndnoteReference"/>
-        </w:rPr>
-        <w:endnoteRef/>
-      </w:r>
-      <w:r>
-        <w:continuationSeparator/>
-      </w:r>
-    </w:p>
-  </w:endnote>
-</w:endnotes>
 </file>
 
 <file path=word/footer1.xml><?xml version="1.0" encoding="utf-8"?>
@@ -1559,12 +1522,12 @@
     </w:pPr>
     <w:r>
       <w:rPr>
-        <w:rFonts w:ascii="Cambria" w:cs="Cambria" w:eastAsia="Cambria" w:hAnsi="Cambria"/>
         <w:color w:val="666666"/>
         <w:sz w:val="14"/>
         <w:szCs w:val="14"/>
+        <w:rFonts w:ascii="Cambria" w:cs="Cambria" w:eastAsia="Cambria" w:hAnsi="Cambria"/>
       </w:rPr>
-      <w:t xml:space="preserve">Generated April 14, 2026  |  California Community Colleges  |  MAP Initiative</w:t>
+      <w:t xml:space="preserve">Generated July 2, 2026  |  California Community Colleges  |  MAP Initiative</w:t>
     </w:r>
     <w:r>
       <w:rPr>
@@ -1574,19 +1537,19 @@
     </w:r>
     <w:r>
       <w:rPr>
-        <w:rFonts w:ascii="Cambria" w:cs="Cambria" w:eastAsia="Cambria" w:hAnsi="Cambria"/>
         <w:color w:val="666666"/>
         <w:sz w:val="14"/>
         <w:szCs w:val="14"/>
+        <w:rFonts w:ascii="Cambria" w:cs="Cambria" w:eastAsia="Cambria" w:hAnsi="Cambria"/>
       </w:rPr>
       <w:t xml:space="preserve">Page </w:t>
     </w:r>
     <w:r>
       <w:rPr>
-        <w:rFonts w:ascii="Cambria" w:cs="Cambria" w:eastAsia="Cambria" w:hAnsi="Cambria"/>
         <w:color w:val="666666"/>
         <w:sz w:val="14"/>
         <w:szCs w:val="14"/>
+        <w:rFonts w:ascii="Cambria" w:cs="Cambria" w:eastAsia="Cambria" w:hAnsi="Cambria"/>
       </w:rPr>
       <w:fldChar w:fldCharType="begin"/>
       <w:instrText xml:space="preserve">PAGE</w:instrText>
@@ -1647,21 +1610,21 @@
     </w:pPr>
     <w:r>
       <w:rPr>
-        <w:rFonts w:ascii="Cambria" w:cs="Cambria" w:eastAsia="Cambria" w:hAnsi="Cambria"/>
         <w:b/>
         <w:bCs/>
         <w:color w:val="0A2240"/>
         <w:sz w:val="16"/>
         <w:szCs w:val="16"/>
+        <w:rFonts w:ascii="Cambria" w:cs="Cambria" w:eastAsia="Cambria" w:hAnsi="Cambria"/>
       </w:rPr>
       <w:t xml:space="preserve">Credit for Prior Learning Workplan  </w:t>
     </w:r>
     <w:r>
       <w:rPr>
-        <w:rFonts w:ascii="Cambria" w:cs="Cambria" w:eastAsia="Cambria" w:hAnsi="Cambria"/>
         <w:color w:val="666666"/>
         <w:sz w:val="16"/>
         <w:szCs w:val="16"/>
+        <w:rFonts w:ascii="Cambria" w:cs="Cambria" w:eastAsia="Cambria" w:hAnsi="Cambria"/>
       </w:rPr>
       <w:t xml:space="preserve">|  Strategic Partnerships</w:t>
     </w:r>
@@ -1793,9 +1756,9 @@
   <w:docDefaults>
     <w:rPrDefault>
       <w:rPr>
-        <w:rFonts w:ascii="Cambria" w:cs="Cambria" w:eastAsia="Cambria" w:hAnsi="Cambria"/>
         <w:sz w:val="22"/>
         <w:szCs w:val="22"/>
+        <w:rFonts w:ascii="Cambria" w:cs="Cambria" w:eastAsia="Cambria" w:hAnsi="Cambria"/>
       </w:rPr>
     </w:rPrDefault>
     <w:pPrDefault/>
@@ -1893,8 +1856,8 @@
     <w:uiPriority w:val="99"/>
     <w:unhideWhenUsed/>
     <w:rPr>
+      <w:u w:val="single"/>
       <w:color w:val="0563C1"/>
-      <w:u w:val="single"/>
     </w:rPr>
   </w:style>
   <w:style w:type="character" w:styleId="FootnoteReference">
@@ -1934,59 +1897,22 @@
       <w:szCs w:val="20"/>
     </w:rPr>
   </w:style>
-  <w:style w:type="character" w:styleId="EndnoteReference">
-    <w:name w:val="endnote reference"/>
-    <w:basedOn w:val="DefaultParagraphFont"/>
-    <w:uiPriority w:val="99"/>
-    <w:semiHidden/>
-    <w:unhideWhenUsed/>
-    <w:rPr>
-      <w:vertAlign w:val="superscript"/>
-    </w:rPr>
-  </w:style>
-  <w:style w:type="paragraph" w:styleId="EndnoteText">
-    <w:name w:val="endnote text"/>
-    <w:basedOn w:val="Normal"/>
-    <w:link w:val="EndnoteTextChar"/>
-    <w:uiPriority w:val="99"/>
-    <w:semiHidden/>
-    <w:unhideWhenUsed/>
-    <w:pPr>
-      <w:spacing w:after="0" w:line="240" w:lineRule="auto"/>
-    </w:pPr>
-    <w:rPr>
-      <w:sz w:val="20"/>
-      <w:szCs w:val="20"/>
-    </w:rPr>
-  </w:style>
-  <w:style w:type="character" w:styleId="EndnoteTextChar">
-    <w:name w:val="Endnote Text Char"/>
-    <w:basedOn w:val="DefaultParagraphFont"/>
-    <w:link w:val="EndnoteText"/>
-    <w:uiPriority w:val="99"/>
-    <w:semiHidden/>
-    <w:unhideWhenUsed/>
-    <w:rPr>
-      <w:sz w:val="20"/>
-      <w:szCs w:val="20"/>
-    </w:rPr>
-  </w:style>
   <w:style w:type="paragraph" w:styleId="Heading1">
     <w:name w:val="Heading 1"/>
     <w:basedOn w:val="Normal"/>
     <w:next w:val="Normal"/>
     <w:qFormat/>
     <w:pPr>
-      <w:spacing w:after="160" w:before="300"/>
+      <w:spacing w:before="300" w:after="160"/>
       <w:outlineLvl w:val="0"/>
     </w:pPr>
     <w:rPr>
-      <w:rFonts w:ascii="Cambria" w:cs="Cambria" w:eastAsia="Cambria" w:hAnsi="Cambria"/>
       <w:b/>
       <w:bCs/>
       <w:color w:val="0A2240"/>
       <w:sz w:val="32"/>
       <w:szCs w:val="32"/>
+      <w:rFonts w:ascii="Cambria" w:cs="Cambria" w:eastAsia="Cambria" w:hAnsi="Cambria"/>
     </w:rPr>
   </w:style>
   <w:style w:type="paragraph" w:styleId="Heading2">
@@ -1995,16 +1921,16 @@
     <w:next w:val="Normal"/>
     <w:qFormat/>
     <w:pPr>
-      <w:spacing w:after="120" w:before="240"/>
+      <w:spacing w:before="240" w:after="120"/>
       <w:outlineLvl w:val="1"/>
     </w:pPr>
     <w:rPr>
-      <w:rFonts w:ascii="Cambria" w:cs="Cambria" w:eastAsia="Cambria" w:hAnsi="Cambria"/>
       <w:b/>
       <w:bCs/>
       <w:color w:val="163A5F"/>
       <w:sz w:val="26"/>
       <w:szCs w:val="26"/>
+      <w:rFonts w:ascii="Cambria" w:cs="Cambria" w:eastAsia="Cambria" w:hAnsi="Cambria"/>
     </w:rPr>
   </w:style>
   <w:style w:type="paragraph" w:styleId="Heading3">
@@ -2013,16 +1939,16 @@
     <w:next w:val="Normal"/>
     <w:qFormat/>
     <w:pPr>
-      <w:spacing w:after="100" w:before="180"/>
+      <w:spacing w:before="180" w:after="100"/>
       <w:outlineLvl w:val="2"/>
     </w:pPr>
     <w:rPr>
-      <w:rFonts w:ascii="Cambria" w:cs="Cambria" w:eastAsia="Cambria" w:hAnsi="Cambria"/>
       <w:b/>
       <w:bCs/>
       <w:color w:val="163A5F"/>
       <w:sz w:val="23"/>
       <w:szCs w:val="23"/>
+      <w:rFonts w:ascii="Cambria" w:cs="Cambria" w:eastAsia="Cambria" w:hAnsi="Cambria"/>
     </w:rPr>
   </w:style>
 </w:styles>

--- a/reports/projects/4.2_Report.docx
+++ b/reports/projects/4.2_Report.docx
@@ -75,7 +75,7 @@
           <w:szCs w:val="19"/>
           <w:rFonts w:ascii="Cambria" w:cs="Cambria" w:eastAsia="Cambria" w:hAnsi="Cambria"/>
         </w:rPr>
-        <w:t xml:space="preserve">July 2, 2026</w:t>
+        <w:t xml:space="preserve">July 3, 2026</w:t>
       </w:r>
     </w:p>
     <w:tbl>
@@ -1527,7 +1527,7 @@
         <w:szCs w:val="14"/>
         <w:rFonts w:ascii="Cambria" w:cs="Cambria" w:eastAsia="Cambria" w:hAnsi="Cambria"/>
       </w:rPr>
-      <w:t xml:space="preserve">Generated July 2, 2026  |  California Community Colleges  |  MAP Initiative</w:t>
+      <w:t xml:space="preserve">Generated July 3, 2026  |  California Community Colleges  |  MAP Initiative</w:t>
     </w:r>
     <w:r>
       <w:rPr>

--- a/reports/projects/4.2_Report.docx
+++ b/reports/projects/4.2_Report.docx
@@ -1527,7 +1527,7 @@
         <w:szCs w:val="14"/>
         <w:rFonts w:ascii="Cambria" w:cs="Cambria" w:eastAsia="Cambria" w:hAnsi="Cambria"/>
       </w:rPr>
-      <w:t xml:space="preserve">Generated July 3, 2026  |  California Community Colleges  |  MAP Initiative</w:t>
+      <w:t xml:space="preserve">Generated July 3, 2026  |  California Community Colleges  |  CPL Initiative</w:t>
     </w:r>
     <w:r>
       <w:rPr>

--- a/reports/projects/4.2_Report.docx
+++ b/reports/projects/4.2_Report.docx
@@ -75,7 +75,7 @@
           <w:szCs w:val="19"/>
           <w:rFonts w:ascii="Cambria" w:cs="Cambria" w:eastAsia="Cambria" w:hAnsi="Cambria"/>
         </w:rPr>
-        <w:t xml:space="preserve">July 3, 2026</w:t>
+        <w:t xml:space="preserve">July 4, 2026</w:t>
       </w:r>
     </w:p>
     <w:tbl>
@@ -1527,7 +1527,7 @@
         <w:szCs w:val="14"/>
         <w:rFonts w:ascii="Cambria" w:cs="Cambria" w:eastAsia="Cambria" w:hAnsi="Cambria"/>
       </w:rPr>
-      <w:t xml:space="preserve">Generated July 3, 2026  |  California Community Colleges  |  CPL Initiative</w:t>
+      <w:t xml:space="preserve">Generated July 4, 2026  |  California Community Colleges  |  CPL Initiative</w:t>
     </w:r>
     <w:r>
       <w:rPr>

--- a/reports/projects/4.2_Report.docx
+++ b/reports/projects/4.2_Report.docx
@@ -75,7 +75,7 @@
           <w:szCs w:val="19"/>
           <w:rFonts w:ascii="Cambria" w:cs="Cambria" w:eastAsia="Cambria" w:hAnsi="Cambria"/>
         </w:rPr>
-        <w:t xml:space="preserve">July 4, 2026</w:t>
+        <w:t xml:space="preserve">July 5, 2026</w:t>
       </w:r>
     </w:p>
     <w:tbl>
@@ -1527,7 +1527,7 @@
         <w:szCs w:val="14"/>
         <w:rFonts w:ascii="Cambria" w:cs="Cambria" w:eastAsia="Cambria" w:hAnsi="Cambria"/>
       </w:rPr>
-      <w:t xml:space="preserve">Generated July 4, 2026  |  California Community Colleges  |  CPL Initiative</w:t>
+      <w:t xml:space="preserve">Generated July 5, 2026  |  California Community Colleges  |  CPL Initiative</w:t>
     </w:r>
     <w:r>
       <w:rPr>

--- a/reports/projects/4.2_Report.docx
+++ b/reports/projects/4.2_Report.docx
@@ -75,7 +75,7 @@
           <w:szCs w:val="19"/>
           <w:rFonts w:ascii="Cambria" w:cs="Cambria" w:eastAsia="Cambria" w:hAnsi="Cambria"/>
         </w:rPr>
-        <w:t xml:space="preserve">July 5, 2026</w:t>
+        <w:t xml:space="preserve">July 6, 2026</w:t>
       </w:r>
     </w:p>
     <w:tbl>
@@ -1527,7 +1527,7 @@
         <w:szCs w:val="14"/>
         <w:rFonts w:ascii="Cambria" w:cs="Cambria" w:eastAsia="Cambria" w:hAnsi="Cambria"/>
       </w:rPr>
-      <w:t xml:space="preserve">Generated July 5, 2026  |  California Community Colleges  |  CPL Initiative</w:t>
+      <w:t xml:space="preserve">Generated July 6, 2026  |  California Community Colleges  |  CPL Initiative</w:t>
     </w:r>
     <w:r>
       <w:rPr>

--- a/reports/projects/4.2_Report.docx
+++ b/reports/projects/4.2_Report.docx
@@ -75,7 +75,7 @@
           <w:szCs w:val="19"/>
           <w:rFonts w:ascii="Cambria" w:cs="Cambria" w:eastAsia="Cambria" w:hAnsi="Cambria"/>
         </w:rPr>
-        <w:t xml:space="preserve">July 6, 2026</w:t>
+        <w:t xml:space="preserve">July 7, 2026</w:t>
       </w:r>
     </w:p>
     <w:tbl>
@@ -1527,7 +1527,7 @@
         <w:szCs w:val="14"/>
         <w:rFonts w:ascii="Cambria" w:cs="Cambria" w:eastAsia="Cambria" w:hAnsi="Cambria"/>
       </w:rPr>
-      <w:t xml:space="preserve">Generated July 6, 2026  |  California Community Colleges  |  CPL Initiative</w:t>
+      <w:t xml:space="preserve">Generated July 7, 2026  |  California Community Colleges  |  CPL Initiative</w:t>
     </w:r>
     <w:r>
       <w:rPr>

--- a/reports/projects/4.2_Report.docx
+++ b/reports/projects/4.2_Report.docx
@@ -75,7 +75,7 @@
           <w:szCs w:val="19"/>
           <w:rFonts w:ascii="Cambria" w:cs="Cambria" w:eastAsia="Cambria" w:hAnsi="Cambria"/>
         </w:rPr>
-        <w:t xml:space="preserve">July 7, 2026</w:t>
+        <w:t xml:space="preserve">July 8, 2026</w:t>
       </w:r>
     </w:p>
     <w:tbl>
@@ -1527,7 +1527,7 @@
         <w:szCs w:val="14"/>
         <w:rFonts w:ascii="Cambria" w:cs="Cambria" w:eastAsia="Cambria" w:hAnsi="Cambria"/>
       </w:rPr>
-      <w:t xml:space="preserve">Generated July 7, 2026  |  California Community Colleges  |  CPL Initiative</w:t>
+      <w:t xml:space="preserve">Generated July 8, 2026  |  California Community Colleges  |  CPL Initiative</w:t>
     </w:r>
     <w:r>
       <w:rPr>

--- a/reports/projects/4.2_Report.docx
+++ b/reports/projects/4.2_Report.docx
@@ -75,7 +75,7 @@
           <w:szCs w:val="19"/>
           <w:rFonts w:ascii="Cambria" w:cs="Cambria" w:eastAsia="Cambria" w:hAnsi="Cambria"/>
         </w:rPr>
-        <w:t xml:space="preserve">July 8, 2026</w:t>
+        <w:t xml:space="preserve">July 9, 2026</w:t>
       </w:r>
     </w:p>
     <w:tbl>
@@ -1527,7 +1527,7 @@
         <w:szCs w:val="14"/>
         <w:rFonts w:ascii="Cambria" w:cs="Cambria" w:eastAsia="Cambria" w:hAnsi="Cambria"/>
       </w:rPr>
-      <w:t xml:space="preserve">Generated July 8, 2026  |  California Community Colleges  |  CPL Initiative</w:t>
+      <w:t xml:space="preserve">Generated July 9, 2026  |  California Community Colleges  |  CPL Initiative</w:t>
     </w:r>
     <w:r>
       <w:rPr>

--- a/reports/projects/4.2_Report.docx
+++ b/reports/projects/4.2_Report.docx
@@ -75,7 +75,7 @@
           <w:szCs w:val="19"/>
           <w:rFonts w:ascii="Cambria" w:cs="Cambria" w:eastAsia="Cambria" w:hAnsi="Cambria"/>
         </w:rPr>
-        <w:t xml:space="preserve">July 9, 2026</w:t>
+        <w:t xml:space="preserve">July 10, 2026</w:t>
       </w:r>
     </w:p>
     <w:tbl>
@@ -1527,7 +1527,7 @@
         <w:szCs w:val="14"/>
         <w:rFonts w:ascii="Cambria" w:cs="Cambria" w:eastAsia="Cambria" w:hAnsi="Cambria"/>
       </w:rPr>
-      <w:t xml:space="preserve">Generated July 9, 2026  |  California Community Colleges  |  CPL Initiative</w:t>
+      <w:t xml:space="preserve">Generated July 10, 2026  |  California Community Colleges  |  CPL Initiative</w:t>
     </w:r>
     <w:r>
       <w:rPr>

--- a/reports/projects/4.2_Report.docx
+++ b/reports/projects/4.2_Report.docx
@@ -75,7 +75,7 @@
           <w:szCs w:val="19"/>
           <w:rFonts w:ascii="Cambria" w:cs="Cambria" w:eastAsia="Cambria" w:hAnsi="Cambria"/>
         </w:rPr>
-        <w:t xml:space="preserve">July 10, 2026</w:t>
+        <w:t xml:space="preserve">July 11, 2026</w:t>
       </w:r>
     </w:p>
     <w:tbl>
@@ -1527,7 +1527,7 @@
         <w:szCs w:val="14"/>
         <w:rFonts w:ascii="Cambria" w:cs="Cambria" w:eastAsia="Cambria" w:hAnsi="Cambria"/>
       </w:rPr>
-      <w:t xml:space="preserve">Generated July 10, 2026  |  California Community Colleges  |  CPL Initiative</w:t>
+      <w:t xml:space="preserve">Generated July 11, 2026  |  California Community Colleges  |  CPL Initiative</w:t>
     </w:r>
     <w:r>
       <w:rPr>

--- a/reports/projects/4.2_Report.docx
+++ b/reports/projects/4.2_Report.docx
@@ -75,7 +75,7 @@
           <w:szCs w:val="19"/>
           <w:rFonts w:ascii="Cambria" w:cs="Cambria" w:eastAsia="Cambria" w:hAnsi="Cambria"/>
         </w:rPr>
-        <w:t xml:space="preserve">July 11, 2026</w:t>
+        <w:t xml:space="preserve">July 12, 2026</w:t>
       </w:r>
     </w:p>
     <w:tbl>
@@ -1527,7 +1527,7 @@
         <w:szCs w:val="14"/>
         <w:rFonts w:ascii="Cambria" w:cs="Cambria" w:eastAsia="Cambria" w:hAnsi="Cambria"/>
       </w:rPr>
-      <w:t xml:space="preserve">Generated July 11, 2026  |  California Community Colleges  |  CPL Initiative</w:t>
+      <w:t xml:space="preserve">Generated July 12, 2026  |  California Community Colleges  |  CPL Initiative</w:t>
     </w:r>
     <w:r>
       <w:rPr>

--- a/reports/projects/4.2_Report.docx
+++ b/reports/projects/4.2_Report.docx
@@ -75,7 +75,7 @@
           <w:szCs w:val="19"/>
           <w:rFonts w:ascii="Cambria" w:cs="Cambria" w:eastAsia="Cambria" w:hAnsi="Cambria"/>
         </w:rPr>
-        <w:t xml:space="preserve">July 12, 2026</w:t>
+        <w:t xml:space="preserve">July 13, 2026</w:t>
       </w:r>
     </w:p>
     <w:tbl>
@@ -1527,7 +1527,7 @@
         <w:szCs w:val="14"/>
         <w:rFonts w:ascii="Cambria" w:cs="Cambria" w:eastAsia="Cambria" w:hAnsi="Cambria"/>
       </w:rPr>
-      <w:t xml:space="preserve">Generated July 12, 2026  |  California Community Colleges  |  CPL Initiative</w:t>
+      <w:t xml:space="preserve">Generated July 13, 2026  |  California Community Colleges  |  CPL Initiative</w:t>
     </w:r>
     <w:r>
       <w:rPr>

--- a/reports/projects/4.2_Report.docx
+++ b/reports/projects/4.2_Report.docx
@@ -75,7 +75,7 @@
           <w:szCs w:val="19"/>
           <w:rFonts w:ascii="Cambria" w:cs="Cambria" w:eastAsia="Cambria" w:hAnsi="Cambria"/>
         </w:rPr>
-        <w:t xml:space="preserve">July 13, 2026</w:t>
+        <w:t xml:space="preserve">July 14, 2026</w:t>
       </w:r>
     </w:p>
     <w:tbl>
@@ -1527,7 +1527,7 @@
         <w:szCs w:val="14"/>
         <w:rFonts w:ascii="Cambria" w:cs="Cambria" w:eastAsia="Cambria" w:hAnsi="Cambria"/>
       </w:rPr>
-      <w:t xml:space="preserve">Generated July 13, 2026  |  California Community Colleges  |  CPL Initiative</w:t>
+      <w:t xml:space="preserve">Generated July 14, 2026  |  California Community Colleges  |  CPL Initiative</w:t>
     </w:r>
     <w:r>
       <w:rPr>

--- a/reports/projects/4.2_Report.docx
+++ b/reports/projects/4.2_Report.docx
@@ -75,7 +75,7 @@
           <w:szCs w:val="19"/>
           <w:rFonts w:ascii="Cambria" w:cs="Cambria" w:eastAsia="Cambria" w:hAnsi="Cambria"/>
         </w:rPr>
-        <w:t xml:space="preserve">July 14, 2026</w:t>
+        <w:t xml:space="preserve">July 15, 2026</w:t>
       </w:r>
     </w:p>
     <w:tbl>
@@ -1527,7 +1527,7 @@
         <w:szCs w:val="14"/>
         <w:rFonts w:ascii="Cambria" w:cs="Cambria" w:eastAsia="Cambria" w:hAnsi="Cambria"/>
       </w:rPr>
-      <w:t xml:space="preserve">Generated July 14, 2026  |  California Community Colleges  |  CPL Initiative</w:t>
+      <w:t xml:space="preserve">Generated July 15, 2026  |  California Community Colleges  |  CPL Initiative</w:t>
     </w:r>
     <w:r>
       <w:rPr>

--- a/reports/projects/4.2_Report.docx
+++ b/reports/projects/4.2_Report.docx
@@ -75,7 +75,7 @@
           <w:szCs w:val="19"/>
           <w:rFonts w:ascii="Cambria" w:cs="Cambria" w:eastAsia="Cambria" w:hAnsi="Cambria"/>
         </w:rPr>
-        <w:t xml:space="preserve">July 15, 2026</w:t>
+        <w:t xml:space="preserve">July 16, 2026</w:t>
       </w:r>
     </w:p>
     <w:tbl>
@@ -1527,7 +1527,7 @@
         <w:szCs w:val="14"/>
         <w:rFonts w:ascii="Cambria" w:cs="Cambria" w:eastAsia="Cambria" w:hAnsi="Cambria"/>
       </w:rPr>
-      <w:t xml:space="preserve">Generated July 15, 2026  |  California Community Colleges  |  CPL Initiative</w:t>
+      <w:t xml:space="preserve">Generated July 16, 2026  |  California Community Colleges  |  CPL Initiative</w:t>
     </w:r>
     <w:r>
       <w:rPr>

--- a/reports/projects/4.2_Report.docx
+++ b/reports/projects/4.2_Report.docx
@@ -75,7 +75,7 @@
           <w:szCs w:val="19"/>
           <w:rFonts w:ascii="Cambria" w:cs="Cambria" w:eastAsia="Cambria" w:hAnsi="Cambria"/>
         </w:rPr>
-        <w:t xml:space="preserve">July 16, 2026</w:t>
+        <w:t xml:space="preserve">July 17, 2026</w:t>
       </w:r>
     </w:p>
     <w:tbl>
@@ -1527,7 +1527,7 @@
         <w:szCs w:val="14"/>
         <w:rFonts w:ascii="Cambria" w:cs="Cambria" w:eastAsia="Cambria" w:hAnsi="Cambria"/>
       </w:rPr>
-      <w:t xml:space="preserve">Generated July 16, 2026  |  California Community Colleges  |  CPL Initiative</w:t>
+      <w:t xml:space="preserve">Generated July 17, 2026  |  California Community Colleges  |  CPL Initiative</w:t>
     </w:r>
     <w:r>
       <w:rPr>

--- a/reports/projects/4.2_Report.docx
+++ b/reports/projects/4.2_Report.docx
@@ -75,7 +75,7 @@
           <w:szCs w:val="19"/>
           <w:rFonts w:ascii="Cambria" w:cs="Cambria" w:eastAsia="Cambria" w:hAnsi="Cambria"/>
         </w:rPr>
-        <w:t xml:space="preserve">July 17, 2026</w:t>
+        <w:t xml:space="preserve">July 18, 2026</w:t>
       </w:r>
     </w:p>
     <w:tbl>
@@ -1527,7 +1527,7 @@
         <w:szCs w:val="14"/>
         <w:rFonts w:ascii="Cambria" w:cs="Cambria" w:eastAsia="Cambria" w:hAnsi="Cambria"/>
       </w:rPr>
-      <w:t xml:space="preserve">Generated July 17, 2026  |  California Community Colleges  |  CPL Initiative</w:t>
+      <w:t xml:space="preserve">Generated July 18, 2026  |  California Community Colleges  |  CPL Initiative</w:t>
     </w:r>
     <w:r>
       <w:rPr>

--- a/reports/projects/4.2_Report.docx
+++ b/reports/projects/4.2_Report.docx
@@ -75,7 +75,7 @@
           <w:szCs w:val="19"/>
           <w:rFonts w:ascii="Cambria" w:cs="Cambria" w:eastAsia="Cambria" w:hAnsi="Cambria"/>
         </w:rPr>
-        <w:t xml:space="preserve">July 18, 2026</w:t>
+        <w:t xml:space="preserve">July 19, 2026</w:t>
       </w:r>
     </w:p>
     <w:tbl>
@@ -1527,7 +1527,7 @@
         <w:szCs w:val="14"/>
         <w:rFonts w:ascii="Cambria" w:cs="Cambria" w:eastAsia="Cambria" w:hAnsi="Cambria"/>
       </w:rPr>
-      <w:t xml:space="preserve">Generated July 18, 2026  |  California Community Colleges  |  CPL Initiative</w:t>
+      <w:t xml:space="preserve">Generated July 19, 2026  |  California Community Colleges  |  CPL Initiative</w:t>
     </w:r>
     <w:r>
       <w:rPr>

--- a/reports/projects/4.2_Report.docx
+++ b/reports/projects/4.2_Report.docx
@@ -75,7 +75,7 @@
           <w:szCs w:val="19"/>
           <w:rFonts w:ascii="Cambria" w:cs="Cambria" w:eastAsia="Cambria" w:hAnsi="Cambria"/>
         </w:rPr>
-        <w:t xml:space="preserve">July 19, 2026</w:t>
+        <w:t xml:space="preserve">July 20, 2026</w:t>
       </w:r>
     </w:p>
     <w:tbl>
@@ -1527,7 +1527,7 @@
         <w:szCs w:val="14"/>
         <w:rFonts w:ascii="Cambria" w:cs="Cambria" w:eastAsia="Cambria" w:hAnsi="Cambria"/>
       </w:rPr>
-      <w:t xml:space="preserve">Generated July 19, 2026  |  California Community Colleges  |  CPL Initiative</w:t>
+      <w:t xml:space="preserve">Generated July 20, 2026  |  California Community Colleges  |  CPL Initiative</w:t>
     </w:r>
     <w:r>
       <w:rPr>

--- a/reports/projects/4.2_Report.docx
+++ b/reports/projects/4.2_Report.docx
@@ -75,7 +75,7 @@
           <w:szCs w:val="19"/>
           <w:rFonts w:ascii="Cambria" w:cs="Cambria" w:eastAsia="Cambria" w:hAnsi="Cambria"/>
         </w:rPr>
-        <w:t xml:space="preserve">July 20, 2026</w:t>
+        <w:t xml:space="preserve">July 21, 2026</w:t>
       </w:r>
     </w:p>
     <w:tbl>
@@ -1527,7 +1527,7 @@
         <w:szCs w:val="14"/>
         <w:rFonts w:ascii="Cambria" w:cs="Cambria" w:eastAsia="Cambria" w:hAnsi="Cambria"/>
       </w:rPr>
-      <w:t xml:space="preserve">Generated July 20, 2026  |  California Community Colleges  |  CPL Initiative</w:t>
+      <w:t xml:space="preserve">Generated July 21, 2026  |  California Community Colleges  |  CPL Initiative</w:t>
     </w:r>
     <w:r>
       <w:rPr>

--- a/reports/projects/4.2_Report.docx
+++ b/reports/projects/4.2_Report.docx
@@ -75,7 +75,7 @@
           <w:szCs w:val="19"/>
           <w:rFonts w:ascii="Cambria" w:cs="Cambria" w:eastAsia="Cambria" w:hAnsi="Cambria"/>
         </w:rPr>
-        <w:t xml:space="preserve">July 21, 2026</w:t>
+        <w:t xml:space="preserve">July 22, 2026</w:t>
       </w:r>
     </w:p>
     <w:tbl>
@@ -1527,7 +1527,7 @@
         <w:szCs w:val="14"/>
         <w:rFonts w:ascii="Cambria" w:cs="Cambria" w:eastAsia="Cambria" w:hAnsi="Cambria"/>
       </w:rPr>
-      <w:t xml:space="preserve">Generated July 21, 2026  |  California Community Colleges  |  CPL Initiative</w:t>
+      <w:t xml:space="preserve">Generated July 22, 2026  |  California Community Colleges  |  CPL Initiative</w:t>
     </w:r>
     <w:r>
       <w:rPr>

--- a/reports/projects/4.2_Report.docx
+++ b/reports/projects/4.2_Report.docx
@@ -20,7 +20,7 @@
           <w:szCs w:val="32"/>
           <w:rFonts w:ascii="Cambria" w:cs="Cambria" w:eastAsia="Cambria" w:hAnsi="Cambria"/>
         </w:rPr>
-        <w:t xml:space="preserve">4.2  Strategic Partnerships</w:t>
+        <w:t xml:space="preserve">4.2  Apprenticeship Sprint</w:t>
       </w:r>
     </w:p>
     <w:p>
@@ -28,17 +28,6 @@
         <w:spacing w:after="80"/>
         <w:jc w:val="center"/>
       </w:pPr>
-      <w:r>
-        <w:rPr>
-          <w:b/>
-          <w:bCs/>
-          <w:color w:val="2A7D4F"/>
-          <w:sz w:val="24"/>
-          <w:szCs w:val="24"/>
-          <w:rFonts w:ascii="Cambria" w:cs="Cambria" w:eastAsia="Cambria" w:hAnsi="Cambria"/>
-        </w:rPr>
-        <w:t xml:space="preserve">✔ Goal Met  </w:t>
-      </w:r>
       <w:r>
         <w:rPr>
           <w:b/>
@@ -48,7 +37,7 @@
           <w:szCs w:val="24"/>
           <w:rFonts w:ascii="Cambria" w:cs="Cambria" w:eastAsia="Cambria" w:hAnsi="Cambria"/>
         </w:rPr>
-        <w:t xml:space="preserve">★ Stretch Met</w:t>
+        <w:t xml:space="preserve">↑ In Progress</w:t>
       </w:r>
     </w:p>
     <w:p>
@@ -154,12 +143,12 @@
               <w:rPr>
                 <w:b/>
                 <w:bCs/>
-                <w:color w:val="2A7D4F"/>
-                <w:sz w:val="20"/>
-                <w:szCs w:val="20"/>
-                <w:rFonts w:ascii="Cambria" w:cs="Cambria" w:eastAsia="Cambria" w:hAnsi="Cambria"/>
-              </w:rPr>
-              <w:t xml:space="preserve">Stretch Met</w:t>
+                <w:color w:val="C9A84C"/>
+                <w:sz w:val="20"/>
+                <w:szCs w:val="20"/>
+                <w:rFonts w:ascii="Cambria" w:cs="Cambria" w:eastAsia="Cambria" w:hAnsi="Cambria"/>
+              </w:rPr>
+              <w:t xml:space="preserve">In Progress</w:t>
             </w:r>
           </w:p>
         </w:tc>
@@ -224,12 +213,12 @@
               <w:rPr>
                 <w:b/>
                 <w:bCs/>
-                <w:color w:val="2A7D4F"/>
-                <w:sz w:val="20"/>
-                <w:szCs w:val="20"/>
-                <w:rFonts w:ascii="Cambria" w:cs="Cambria" w:eastAsia="Cambria" w:hAnsi="Cambria"/>
-              </w:rPr>
-              <w:t xml:space="preserve">80%</w:t>
+                <w:color w:val="C9A84C"/>
+                <w:sz w:val="20"/>
+                <w:szCs w:val="20"/>
+                <w:rFonts w:ascii="Cambria" w:cs="Cambria" w:eastAsia="Cambria" w:hAnsi="Cambria"/>
+              </w:rPr>
+              <w:t xml:space="preserve">35%</w:t>
             </w:r>
           </w:p>
         </w:tc>
@@ -299,7 +288,7 @@
                 <w:szCs w:val="20"/>
                 <w:rFonts w:ascii="Cambria" w:cs="Cambria" w:eastAsia="Cambria" w:hAnsi="Cambria"/>
               </w:rPr>
-              <w:t xml:space="preserve">Samuel Lee</w:t>
+              <w:t xml:space="preserve">Terence Nelson</w:t>
             </w:r>
           </w:p>
         </w:tc>
@@ -369,7 +358,7 @@
                 <w:szCs w:val="20"/>
                 <w:rFonts w:ascii="Cambria" w:cs="Cambria" w:eastAsia="Cambria" w:hAnsi="Cambria"/>
               </w:rPr>
-              <w:t xml:space="preserve">Included in operations (CPL Operations (ongoing $5M))</w:t>
+              <w:t xml:space="preserve">$1,345,236 (MAP Addendum - N2N Lightleap AI)</w:t>
             </w:r>
           </w:p>
         </w:tc>
@@ -439,7 +428,7 @@
                 <w:szCs w:val="20"/>
                 <w:rFonts w:ascii="Cambria" w:cs="Cambria" w:eastAsia="Cambria" w:hAnsi="Cambria"/>
               </w:rPr>
-              <w:t xml:space="preserve">20 strategic partnerships active</w:t>
+              <w:t xml:space="preserve">1 Count of sprint goal progress achieved</w:t>
             </w:r>
           </w:p>
         </w:tc>
@@ -649,7 +638,7 @@
                 <w:szCs w:val="20"/>
                 <w:rFonts w:ascii="Cambria" w:cs="Cambria" w:eastAsia="Cambria" w:hAnsi="Cambria"/>
               </w:rPr>
-              <w:t xml:space="preserve">20/3</w:t>
+              <w:t xml:space="preserve">1/3</w:t>
             </w:r>
           </w:p>
         </w:tc>
@@ -719,7 +708,7 @@
                 <w:szCs w:val="20"/>
                 <w:rFonts w:ascii="Cambria" w:cs="Cambria" w:eastAsia="Cambria" w:hAnsi="Cambria"/>
               </w:rPr>
-              <w:t xml:space="preserve">20/7</w:t>
+              <w:t xml:space="preserve">1/7</w:t>
             </w:r>
           </w:p>
         </w:tc>
@@ -789,7 +778,7 @@
                 <w:szCs w:val="20"/>
                 <w:rFonts w:ascii="Cambria" w:cs="Cambria" w:eastAsia="Cambria" w:hAnsi="Cambria"/>
               </w:rPr>
-              <w:t xml:space="preserve">20/11</w:t>
+              <w:t xml:space="preserve">1/11</w:t>
             </w:r>
           </w:p>
         </w:tc>
@@ -859,7 +848,7 @@
                 <w:szCs w:val="20"/>
                 <w:rFonts w:ascii="Cambria" w:cs="Cambria" w:eastAsia="Cambria" w:hAnsi="Cambria"/>
               </w:rPr>
-              <w:t xml:space="preserve">20/15</w:t>
+              <w:t xml:space="preserve">1/15</w:t>
             </w:r>
           </w:p>
         </w:tc>
@@ -929,7 +918,7 @@
                 <w:szCs w:val="20"/>
                 <w:rFonts w:ascii="Cambria" w:cs="Cambria" w:eastAsia="Cambria" w:hAnsi="Cambria"/>
               </w:rPr>
-              <w:t xml:space="preserve">20/40</w:t>
+              <w:t xml:space="preserve">1/40</w:t>
             </w:r>
           </w:p>
         </w:tc>
@@ -954,7 +943,7 @@
           <w:szCs w:val="21"/>
           <w:rFonts w:ascii="Cambria" w:cs="Cambria" w:eastAsia="Cambria" w:hAnsi="Cambria"/>
         </w:rPr>
-        <w:t xml:space="preserve">Build and maintain partnerships with industry, state agencies, labor unions, and education segments</w:t>
+        <w:t xml:space="preserve">Document every recent/current CCC apprentice by trade, union, CPL awarded, program, and workforce region</w:t>
       </w:r>
     </w:p>
     <w:p>
@@ -990,7 +979,7 @@
           <w:szCs w:val="21"/>
           <w:rFonts w:ascii="Cambria" w:cs="Cambria" w:eastAsia="Cambria" w:hAnsi="Cambria"/>
         </w:rPr>
-        <w:t xml:space="preserve">Strategic Partnerships continues with active engagement across 20+ partner organizations, including Department of Apprenticeship Services, Department of War MCTO, Credential Engine, WestEd, Cal-JAC, ASCCC and many more. We have far exceeded goals in this activity.</w:t>
+        <w:t xml:space="preserve">The Apprenticeship Sprint is building CPL infrastructure to convert registered apprenticeship training into college credit at scale across construction, fire science, and corrections disciplines, building on existing articulation records across 34 colleges and active partnerships with Futuro Health, DSP/DDS, Cal-JAC, Iron Workers, IBEW, and Western Carpenters. Year 1 (FY 2026–27) targets include 10,000 apprenticeship students uploaded into MAP, 200 CPL exhibits developed across 35 colleges articulating 1,000 course sections, and completion of a statewide outreach plan.</w:t>
       </w:r>
     </w:p>
     <w:p>
@@ -1012,7 +1001,7 @@
           <w:szCs w:val="21"/>
           <w:rFonts w:ascii="Cambria" w:cs="Cambria" w:eastAsia="Cambria" w:hAnsi="Cambria"/>
         </w:rPr>
-        <w:t xml:space="preserve">20+ partners actively working with the CPL Initiative including DAS, CDE, ASCCC, Credential Engine, WestEd, Cal-JAC, CCCF, Futuro Health, Public Works Alliance EMS Corps, and Iron Workers union.</w:t>
+        <w:t xml:space="preserve">Apprenticeship Sprint: 678 apprentice students documented with 6,000 CPL units. DAS partnership active. Cal-JAC early partner for 14,000 first responder trainees. ~1,000 LAUNCH Network records expected Spring 2026.</w:t>
       </w:r>
     </w:p>
     <w:p>
@@ -1034,7 +1023,7 @@
           <w:szCs w:val="21"/>
           <w:rFonts w:ascii="Cambria" w:cs="Cambria" w:eastAsia="Cambria" w:hAnsi="Cambria"/>
         </w:rPr>
-        <w:t xml:space="preserve">20+ partners active; expand to include Futuro Health, Iron Workers, Public Works Alliance EMS Corps</w:t>
+        <w:t xml:space="preserve">Spring 2026: ~1,000 LAUNCH Network apprenticeship records uploaded; DAS data integration for 30,000+ records</w:t>
       </w:r>
     </w:p>
     <w:p>
@@ -1626,7 +1615,7 @@
         <w:szCs w:val="16"/>
         <w:rFonts w:ascii="Cambria" w:cs="Cambria" w:eastAsia="Cambria" w:hAnsi="Cambria"/>
       </w:rPr>
-      <w:t xml:space="preserve">|  Strategic Partnerships</w:t>
+      <w:t xml:space="preserve">|  Apprenticeship Sprint</w:t>
     </w:r>
   </w:p>
 </w:hdr>

--- a/reports/projects/4.2_Report.docx
+++ b/reports/projects/4.2_Report.docx
@@ -64,7 +64,7 @@
           <w:szCs w:val="19"/>
           <w:rFonts w:ascii="Cambria" w:cs="Cambria" w:eastAsia="Cambria" w:hAnsi="Cambria"/>
         </w:rPr>
-        <w:t xml:space="preserve">July 22, 2026</w:t>
+        <w:t xml:space="preserve">July 23, 2026</w:t>
       </w:r>
     </w:p>
     <w:tbl>
@@ -1516,7 +1516,7 @@
         <w:szCs w:val="14"/>
         <w:rFonts w:ascii="Cambria" w:cs="Cambria" w:eastAsia="Cambria" w:hAnsi="Cambria"/>
       </w:rPr>
-      <w:t xml:space="preserve">Generated July 22, 2026  |  California Community Colleges  |  CPL Initiative</w:t>
+      <w:t xml:space="preserve">Generated July 23, 2026  |  California Community Colleges  |  CPL Initiative</w:t>
     </w:r>
     <w:r>
       <w:rPr>

--- a/reports/projects/4.2_Report.docx
+++ b/reports/projects/4.2_Report.docx
@@ -64,7 +64,7 @@
           <w:szCs w:val="19"/>
           <w:rFonts w:ascii="Cambria" w:cs="Cambria" w:eastAsia="Cambria" w:hAnsi="Cambria"/>
         </w:rPr>
-        <w:t xml:space="preserve">July 23, 2026</w:t>
+        <w:t xml:space="preserve">July 24, 2026</w:t>
       </w:r>
     </w:p>
     <w:tbl>
@@ -1516,7 +1516,7 @@
         <w:szCs w:val="14"/>
         <w:rFonts w:ascii="Cambria" w:cs="Cambria" w:eastAsia="Cambria" w:hAnsi="Cambria"/>
       </w:rPr>
-      <w:t xml:space="preserve">Generated July 23, 2026  |  California Community Colleges  |  CPL Initiative</w:t>
+      <w:t xml:space="preserve">Generated July 24, 2026  |  California Community Colleges  |  CPL Initiative</w:t>
     </w:r>
     <w:r>
       <w:rPr>

--- a/reports/projects/4.2_Report.docx
+++ b/reports/projects/4.2_Report.docx
@@ -64,7 +64,7 @@
           <w:szCs w:val="19"/>
           <w:rFonts w:ascii="Cambria" w:cs="Cambria" w:eastAsia="Cambria" w:hAnsi="Cambria"/>
         </w:rPr>
-        <w:t xml:space="preserve">July 24, 2026</w:t>
+        <w:t xml:space="preserve">July 25, 2026</w:t>
       </w:r>
     </w:p>
     <w:tbl>
@@ -1516,7 +1516,7 @@
         <w:szCs w:val="14"/>
         <w:rFonts w:ascii="Cambria" w:cs="Cambria" w:eastAsia="Cambria" w:hAnsi="Cambria"/>
       </w:rPr>
-      <w:t xml:space="preserve">Generated July 24, 2026  |  California Community Colleges  |  CPL Initiative</w:t>
+      <w:t xml:space="preserve">Generated July 25, 2026  |  California Community Colleges  |  CPL Initiative</w:t>
     </w:r>
     <w:r>
       <w:rPr>

--- a/reports/projects/4.2_Report.docx
+++ b/reports/projects/4.2_Report.docx
@@ -64,7 +64,7 @@
           <w:szCs w:val="19"/>
           <w:rFonts w:ascii="Cambria" w:cs="Cambria" w:eastAsia="Cambria" w:hAnsi="Cambria"/>
         </w:rPr>
-        <w:t xml:space="preserve">July 25, 2026</w:t>
+        <w:t xml:space="preserve">July 26, 2026</w:t>
       </w:r>
     </w:p>
     <w:tbl>
@@ -1516,7 +1516,7 @@
         <w:szCs w:val="14"/>
         <w:rFonts w:ascii="Cambria" w:cs="Cambria" w:eastAsia="Cambria" w:hAnsi="Cambria"/>
       </w:rPr>
-      <w:t xml:space="preserve">Generated July 25, 2026  |  California Community Colleges  |  CPL Initiative</w:t>
+      <w:t xml:space="preserve">Generated July 26, 2026  |  California Community Colleges  |  CPL Initiative</w:t>
     </w:r>
     <w:r>
       <w:rPr>

--- a/reports/projects/4.2_Report.docx
+++ b/reports/projects/4.2_Report.docx
@@ -64,7 +64,7 @@
           <w:szCs w:val="19"/>
           <w:rFonts w:ascii="Cambria" w:cs="Cambria" w:eastAsia="Cambria" w:hAnsi="Cambria"/>
         </w:rPr>
-        <w:t xml:space="preserve">July 26, 2026</w:t>
+        <w:t xml:space="preserve">July 27, 2026</w:t>
       </w:r>
     </w:p>
     <w:tbl>
@@ -1516,7 +1516,7 @@
         <w:szCs w:val="14"/>
         <w:rFonts w:ascii="Cambria" w:cs="Cambria" w:eastAsia="Cambria" w:hAnsi="Cambria"/>
       </w:rPr>
-      <w:t xml:space="preserve">Generated July 26, 2026  |  California Community Colleges  |  CPL Initiative</w:t>
+      <w:t xml:space="preserve">Generated July 27, 2026  |  California Community Colleges  |  CPL Initiative</w:t>
     </w:r>
     <w:r>
       <w:rPr>

--- a/reports/projects/4.2_Report.docx
+++ b/reports/projects/4.2_Report.docx
@@ -498,7 +498,7 @@
                 <w:szCs w:val="20"/>
                 <w:rFonts w:ascii="Cambria" w:cs="Cambria" w:eastAsia="Cambria" w:hAnsi="Cambria"/>
               </w:rPr>
-              <w:t xml:space="preserve">40</w:t>
+              <w:t xml:space="preserve">5</w:t>
             </w:r>
           </w:p>
         </w:tc>
@@ -568,7 +568,7 @@
                 <w:szCs w:val="20"/>
                 <w:rFonts w:ascii="Cambria" w:cs="Cambria" w:eastAsia="Cambria" w:hAnsi="Cambria"/>
               </w:rPr>
-              <w:t xml:space="preserve">30</w:t>
+              <w:t xml:space="preserve">8</w:t>
             </w:r>
           </w:p>
         </w:tc>
@@ -638,7 +638,7 @@
                 <w:szCs w:val="20"/>
                 <w:rFonts w:ascii="Cambria" w:cs="Cambria" w:eastAsia="Cambria" w:hAnsi="Cambria"/>
               </w:rPr>
-              <w:t xml:space="preserve">1/3</w:t>
+              <w:t xml:space="preserve">1/1</w:t>
             </w:r>
           </w:p>
         </w:tc>
@@ -708,7 +708,7 @@
                 <w:szCs w:val="20"/>
                 <w:rFonts w:ascii="Cambria" w:cs="Cambria" w:eastAsia="Cambria" w:hAnsi="Cambria"/>
               </w:rPr>
-              <w:t xml:space="preserve">1/7</w:t>
+              <w:t xml:space="preserve">1/2</w:t>
             </w:r>
           </w:p>
         </w:tc>
@@ -778,7 +778,7 @@
                 <w:szCs w:val="20"/>
                 <w:rFonts w:ascii="Cambria" w:cs="Cambria" w:eastAsia="Cambria" w:hAnsi="Cambria"/>
               </w:rPr>
-              <w:t xml:space="preserve">1/11</w:t>
+              <w:t xml:space="preserve">1/3</w:t>
             </w:r>
           </w:p>
         </w:tc>
@@ -848,7 +848,7 @@
                 <w:szCs w:val="20"/>
                 <w:rFonts w:ascii="Cambria" w:cs="Cambria" w:eastAsia="Cambria" w:hAnsi="Cambria"/>
               </w:rPr>
-              <w:t xml:space="preserve">1/15</w:t>
+              <w:t xml:space="preserve">1/4</w:t>
             </w:r>
           </w:p>
         </w:tc>
@@ -918,7 +918,7 @@
                 <w:szCs w:val="20"/>
                 <w:rFonts w:ascii="Cambria" w:cs="Cambria" w:eastAsia="Cambria" w:hAnsi="Cambria"/>
               </w:rPr>
-              <w:t xml:space="preserve">1/40</w:t>
+              <w:t xml:space="preserve">1/5</w:t>
             </w:r>
           </w:p>
         </w:tc>

--- a/reports/projects/4.2_Report.docx
+++ b/reports/projects/4.2_Report.docx
@@ -64,7 +64,7 @@
           <w:szCs w:val="19"/>
           <w:rFonts w:ascii="Cambria" w:cs="Cambria" w:eastAsia="Cambria" w:hAnsi="Cambria"/>
         </w:rPr>
-        <w:t xml:space="preserve">July 27, 2026</w:t>
+        <w:t xml:space="preserve">July 28, 2026</w:t>
       </w:r>
     </w:p>
     <w:tbl>
@@ -1516,7 +1516,7 @@
         <w:szCs w:val="14"/>
         <w:rFonts w:ascii="Cambria" w:cs="Cambria" w:eastAsia="Cambria" w:hAnsi="Cambria"/>
       </w:rPr>
-      <w:t xml:space="preserve">Generated July 27, 2026  |  California Community Colleges  |  CPL Initiative</w:t>
+      <w:t xml:space="preserve">Generated July 28, 2026  |  California Community Colleges  |  CPL Initiative</w:t>
     </w:r>
     <w:r>
       <w:rPr>

--- a/reports/projects/4.2_Report.docx
+++ b/reports/projects/4.2_Report.docx
@@ -64,7 +64,7 @@
           <w:szCs w:val="19"/>
           <w:rFonts w:ascii="Cambria" w:cs="Cambria" w:eastAsia="Cambria" w:hAnsi="Cambria"/>
         </w:rPr>
-        <w:t xml:space="preserve">July 28, 2026</w:t>
+        <w:t xml:space="preserve">July 29, 2026</w:t>
       </w:r>
     </w:p>
     <w:tbl>
@@ -1516,7 +1516,7 @@
         <w:szCs w:val="14"/>
         <w:rFonts w:ascii="Cambria" w:cs="Cambria" w:eastAsia="Cambria" w:hAnsi="Cambria"/>
       </w:rPr>
-      <w:t xml:space="preserve">Generated July 28, 2026  |  California Community Colleges  |  CPL Initiative</w:t>
+      <w:t xml:space="preserve">Generated July 29, 2026  |  California Community Colleges  |  CPL Initiative</w:t>
     </w:r>
     <w:r>
       <w:rPr>

--- a/reports/projects/4.2_Report.docx
+++ b/reports/projects/4.2_Report.docx
@@ -64,7 +64,7 @@
           <w:szCs w:val="19"/>
           <w:rFonts w:ascii="Cambria" w:cs="Cambria" w:eastAsia="Cambria" w:hAnsi="Cambria"/>
         </w:rPr>
-        <w:t xml:space="preserve">July 29, 2026</w:t>
+        <w:t xml:space="preserve">July 30, 2026</w:t>
       </w:r>
     </w:p>
     <w:tbl>
@@ -1516,7 +1516,7 @@
         <w:szCs w:val="14"/>
         <w:rFonts w:ascii="Cambria" w:cs="Cambria" w:eastAsia="Cambria" w:hAnsi="Cambria"/>
       </w:rPr>
-      <w:t xml:space="preserve">Generated July 29, 2026  |  California Community Colleges  |  CPL Initiative</w:t>
+      <w:t xml:space="preserve">Generated July 30, 2026  |  California Community Colleges  |  CPL Initiative</w:t>
     </w:r>
     <w:r>
       <w:rPr>

--- a/reports/projects/4.2_Report.docx
+++ b/reports/projects/4.2_Report.docx
@@ -64,7 +64,7 @@
           <w:szCs w:val="19"/>
           <w:rFonts w:ascii="Cambria" w:cs="Cambria" w:eastAsia="Cambria" w:hAnsi="Cambria"/>
         </w:rPr>
-        <w:t xml:space="preserve">July 30, 2026</w:t>
+        <w:t xml:space="preserve">July 31, 2026</w:t>
       </w:r>
     </w:p>
     <w:tbl>
@@ -1516,7 +1516,7 @@
         <w:szCs w:val="14"/>
         <w:rFonts w:ascii="Cambria" w:cs="Cambria" w:eastAsia="Cambria" w:hAnsi="Cambria"/>
       </w:rPr>
-      <w:t xml:space="preserve">Generated July 30, 2026  |  California Community Colleges  |  CPL Initiative</w:t>
+      <w:t xml:space="preserve">Generated July 31, 2026  |  California Community Colleges  |  CPL Initiative</w:t>
     </w:r>
     <w:r>
       <w:rPr>

--- a/reports/projects/4.2_Report.docx
+++ b/reports/projects/4.2_Report.docx
@@ -64,7 +64,7 @@
           <w:szCs w:val="19"/>
           <w:rFonts w:ascii="Cambria" w:cs="Cambria" w:eastAsia="Cambria" w:hAnsi="Cambria"/>
         </w:rPr>
-        <w:t xml:space="preserve">July 31, 2026</w:t>
+        <w:t xml:space="preserve">August 1, 2026</w:t>
       </w:r>
     </w:p>
     <w:tbl>
@@ -1516,7 +1516,7 @@
         <w:szCs w:val="14"/>
         <w:rFonts w:ascii="Cambria" w:cs="Cambria" w:eastAsia="Cambria" w:hAnsi="Cambria"/>
       </w:rPr>
-      <w:t xml:space="preserve">Generated July 31, 2026  |  California Community Colleges  |  CPL Initiative</w:t>
+      <w:t xml:space="preserve">Generated August 1, 2026  |  California Community Colleges  |  CPL Initiative</w:t>
     </w:r>
     <w:r>
       <w:rPr>

--- a/reports/projects/4.2_Report.docx
+++ b/reports/projects/4.2_Report.docx
@@ -64,7 +64,7 @@
           <w:szCs w:val="19"/>
           <w:rFonts w:ascii="Cambria" w:cs="Cambria" w:eastAsia="Cambria" w:hAnsi="Cambria"/>
         </w:rPr>
-        <w:t xml:space="preserve">August 1, 2026</w:t>
+        <w:t xml:space="preserve">August 2, 2026</w:t>
       </w:r>
     </w:p>
     <w:tbl>
@@ -1516,7 +1516,7 @@
         <w:szCs w:val="14"/>
         <w:rFonts w:ascii="Cambria" w:cs="Cambria" w:eastAsia="Cambria" w:hAnsi="Cambria"/>
       </w:rPr>
-      <w:t xml:space="preserve">Generated August 1, 2026  |  California Community Colleges  |  CPL Initiative</w:t>
+      <w:t xml:space="preserve">Generated August 2, 2026  |  California Community Colleges  |  CPL Initiative</w:t>
     </w:r>
     <w:r>
       <w:rPr>

--- a/reports/projects/4.2_Report.docx
+++ b/reports/projects/4.2_Report.docx
@@ -64,7 +64,7 @@
           <w:szCs w:val="19"/>
           <w:rFonts w:ascii="Cambria" w:cs="Cambria" w:eastAsia="Cambria" w:hAnsi="Cambria"/>
         </w:rPr>
-        <w:t xml:space="preserve">August 2, 2026</w:t>
+        <w:t xml:space="preserve">August 3, 2026</w:t>
       </w:r>
     </w:p>
     <w:tbl>
@@ -1516,7 +1516,7 @@
         <w:szCs w:val="14"/>
         <w:rFonts w:ascii="Cambria" w:cs="Cambria" w:eastAsia="Cambria" w:hAnsi="Cambria"/>
       </w:rPr>
-      <w:t xml:space="preserve">Generated August 2, 2026  |  California Community Colleges  |  CPL Initiative</w:t>
+      <w:t xml:space="preserve">Generated August 3, 2026  |  California Community Colleges  |  CPL Initiative</w:t>
     </w:r>
     <w:r>
       <w:rPr>

--- a/reports/projects/4.2_Report.docx
+++ b/reports/projects/4.2_Report.docx
@@ -64,7 +64,7 @@
           <w:szCs w:val="19"/>
           <w:rFonts w:ascii="Cambria" w:cs="Cambria" w:eastAsia="Cambria" w:hAnsi="Cambria"/>
         </w:rPr>
-        <w:t xml:space="preserve">August 3, 2026</w:t>
+        <w:t xml:space="preserve">August 4, 2026</w:t>
       </w:r>
     </w:p>
     <w:tbl>
@@ -1516,7 +1516,7 @@
         <w:szCs w:val="14"/>
         <w:rFonts w:ascii="Cambria" w:cs="Cambria" w:eastAsia="Cambria" w:hAnsi="Cambria"/>
       </w:rPr>
-      <w:t xml:space="preserve">Generated August 3, 2026  |  California Community Colleges  |  CPL Initiative</w:t>
+      <w:t xml:space="preserve">Generated August 4, 2026  |  California Community Colleges  |  CPL Initiative</w:t>
     </w:r>
     <w:r>
       <w:rPr>

--- a/reports/projects/4.2_Report.docx
+++ b/reports/projects/4.2_Report.docx
@@ -64,7 +64,7 @@
           <w:szCs w:val="19"/>
           <w:rFonts w:ascii="Cambria" w:cs="Cambria" w:eastAsia="Cambria" w:hAnsi="Cambria"/>
         </w:rPr>
-        <w:t xml:space="preserve">August 4, 2026</w:t>
+        <w:t xml:space="preserve">August 5, 2026</w:t>
       </w:r>
     </w:p>
     <w:tbl>
@@ -1516,7 +1516,7 @@
         <w:szCs w:val="14"/>
         <w:rFonts w:ascii="Cambria" w:cs="Cambria" w:eastAsia="Cambria" w:hAnsi="Cambria"/>
       </w:rPr>
-      <w:t xml:space="preserve">Generated August 4, 2026  |  California Community Colleges  |  CPL Initiative</w:t>
+      <w:t xml:space="preserve">Generated August 5, 2026  |  California Community Colleges  |  CPL Initiative</w:t>
     </w:r>
     <w:r>
       <w:rPr>

--- a/reports/projects/4.2_Report.docx
+++ b/reports/projects/4.2_Report.docx
@@ -64,7 +64,7 @@
           <w:szCs w:val="19"/>
           <w:rFonts w:ascii="Cambria" w:cs="Cambria" w:eastAsia="Cambria" w:hAnsi="Cambria"/>
         </w:rPr>
-        <w:t xml:space="preserve">August 5, 2026</w:t>
+        <w:t xml:space="preserve">August 6, 2026</w:t>
       </w:r>
     </w:p>
     <w:tbl>
@@ -1516,7 +1516,7 @@
         <w:szCs w:val="14"/>
         <w:rFonts w:ascii="Cambria" w:cs="Cambria" w:eastAsia="Cambria" w:hAnsi="Cambria"/>
       </w:rPr>
-      <w:t xml:space="preserve">Generated August 5, 2026  |  California Community Colleges  |  CPL Initiative</w:t>
+      <w:t xml:space="preserve">Generated August 6, 2026  |  California Community Colleges  |  CPL Initiative</w:t>
     </w:r>
     <w:r>
       <w:rPr>

--- a/reports/projects/4.2_Report.docx
+++ b/reports/projects/4.2_Report.docx
@@ -64,7 +64,7 @@
           <w:szCs w:val="19"/>
           <w:rFonts w:ascii="Cambria" w:cs="Cambria" w:eastAsia="Cambria" w:hAnsi="Cambria"/>
         </w:rPr>
-        <w:t xml:space="preserve">August 6, 2026</w:t>
+        <w:t xml:space="preserve">August 7, 2026</w:t>
       </w:r>
     </w:p>
     <w:tbl>
@@ -1516,7 +1516,7 @@
         <w:szCs w:val="14"/>
         <w:rFonts w:ascii="Cambria" w:cs="Cambria" w:eastAsia="Cambria" w:hAnsi="Cambria"/>
       </w:rPr>
-      <w:t xml:space="preserve">Generated August 6, 2026  |  California Community Colleges  |  CPL Initiative</w:t>
+      <w:t xml:space="preserve">Generated August 7, 2026  |  California Community Colleges  |  CPL Initiative</w:t>
     </w:r>
     <w:r>
       <w:rPr>

--- a/reports/projects/4.2_Report.docx
+++ b/reports/projects/4.2_Report.docx
@@ -64,7 +64,7 @@
           <w:szCs w:val="19"/>
           <w:rFonts w:ascii="Cambria" w:cs="Cambria" w:eastAsia="Cambria" w:hAnsi="Cambria"/>
         </w:rPr>
-        <w:t xml:space="preserve">August 7, 2026</w:t>
+        <w:t xml:space="preserve">August 8, 2026</w:t>
       </w:r>
     </w:p>
     <w:tbl>
@@ -1516,7 +1516,7 @@
         <w:szCs w:val="14"/>
         <w:rFonts w:ascii="Cambria" w:cs="Cambria" w:eastAsia="Cambria" w:hAnsi="Cambria"/>
       </w:rPr>
-      <w:t xml:space="preserve">Generated August 7, 2026  |  California Community Colleges  |  CPL Initiative</w:t>
+      <w:t xml:space="preserve">Generated August 8, 2026  |  California Community Colleges  |  CPL Initiative</w:t>
     </w:r>
     <w:r>
       <w:rPr>

--- a/reports/projects/4.2_Report.docx
+++ b/reports/projects/4.2_Report.docx
@@ -64,7 +64,7 @@
           <w:szCs w:val="19"/>
           <w:rFonts w:ascii="Cambria" w:cs="Cambria" w:eastAsia="Cambria" w:hAnsi="Cambria"/>
         </w:rPr>
-        <w:t xml:space="preserve">August 8, 2026</w:t>
+        <w:t xml:space="preserve">August 9, 2026</w:t>
       </w:r>
     </w:p>
     <w:tbl>
@@ -1516,7 +1516,7 @@
         <w:szCs w:val="14"/>
         <w:rFonts w:ascii="Cambria" w:cs="Cambria" w:eastAsia="Cambria" w:hAnsi="Cambria"/>
       </w:rPr>
-      <w:t xml:space="preserve">Generated August 8, 2026  |  California Community Colleges  |  CPL Initiative</w:t>
+      <w:t xml:space="preserve">Generated August 9, 2026  |  California Community Colleges  |  CPL Initiative</w:t>
     </w:r>
     <w:r>
       <w:rPr>

--- a/reports/projects/4.2_Report.docx
+++ b/reports/projects/4.2_Report.docx
@@ -64,7 +64,7 @@
           <w:szCs w:val="19"/>
           <w:rFonts w:ascii="Cambria" w:cs="Cambria" w:eastAsia="Cambria" w:hAnsi="Cambria"/>
         </w:rPr>
-        <w:t xml:space="preserve">August 9, 2026</w:t>
+        <w:t xml:space="preserve">August 10, 2026</w:t>
       </w:r>
     </w:p>
     <w:tbl>
@@ -1516,7 +1516,7 @@
         <w:szCs w:val="14"/>
         <w:rFonts w:ascii="Cambria" w:cs="Cambria" w:eastAsia="Cambria" w:hAnsi="Cambria"/>
       </w:rPr>
-      <w:t xml:space="preserve">Generated August 9, 2026  |  California Community Colleges  |  CPL Initiative</w:t>
+      <w:t xml:space="preserve">Generated August 10, 2026  |  California Community Colleges  |  CPL Initiative</w:t>
     </w:r>
     <w:r>
       <w:rPr>

--- a/reports/projects/4.2_Report.docx
+++ b/reports/projects/4.2_Report.docx
@@ -64,7 +64,7 @@
           <w:szCs w:val="19"/>
           <w:rFonts w:ascii="Cambria" w:cs="Cambria" w:eastAsia="Cambria" w:hAnsi="Cambria"/>
         </w:rPr>
-        <w:t xml:space="preserve">August 10, 2026</w:t>
+        <w:t xml:space="preserve">August 11, 2026</w:t>
       </w:r>
     </w:p>
     <w:tbl>
@@ -1516,7 +1516,7 @@
         <w:szCs w:val="14"/>
         <w:rFonts w:ascii="Cambria" w:cs="Cambria" w:eastAsia="Cambria" w:hAnsi="Cambria"/>
       </w:rPr>
-      <w:t xml:space="preserve">Generated August 10, 2026  |  California Community Colleges  |  CPL Initiative</w:t>
+      <w:t xml:space="preserve">Generated August 11, 2026  |  California Community Colleges  |  CPL Initiative</w:t>
     </w:r>
     <w:r>
       <w:rPr>

--- a/reports/projects/4.2_Report.docx
+++ b/reports/projects/4.2_Report.docx
@@ -64,7 +64,7 @@
           <w:szCs w:val="19"/>
           <w:rFonts w:ascii="Cambria" w:cs="Cambria" w:eastAsia="Cambria" w:hAnsi="Cambria"/>
         </w:rPr>
-        <w:t xml:space="preserve">August 11, 2026</w:t>
+        <w:t xml:space="preserve">August 12, 2026</w:t>
       </w:r>
     </w:p>
     <w:tbl>
@@ -1516,7 +1516,7 @@
         <w:szCs w:val="14"/>
         <w:rFonts w:ascii="Cambria" w:cs="Cambria" w:eastAsia="Cambria" w:hAnsi="Cambria"/>
       </w:rPr>
-      <w:t xml:space="preserve">Generated August 11, 2026  |  California Community Colleges  |  CPL Initiative</w:t>
+      <w:t xml:space="preserve">Generated August 12, 2026  |  California Community Colleges  |  CPL Initiative</w:t>
     </w:r>
     <w:r>
       <w:rPr>

--- a/reports/projects/4.2_Report.docx
+++ b/reports/projects/4.2_Report.docx
@@ -64,7 +64,7 @@
           <w:szCs w:val="19"/>
           <w:rFonts w:ascii="Cambria" w:cs="Cambria" w:eastAsia="Cambria" w:hAnsi="Cambria"/>
         </w:rPr>
-        <w:t xml:space="preserve">August 12, 2026</w:t>
+        <w:t xml:space="preserve">August 13, 2026</w:t>
       </w:r>
     </w:p>
     <w:tbl>
@@ -1516,7 +1516,7 @@
         <w:szCs w:val="14"/>
         <w:rFonts w:ascii="Cambria" w:cs="Cambria" w:eastAsia="Cambria" w:hAnsi="Cambria"/>
       </w:rPr>
-      <w:t xml:space="preserve">Generated August 12, 2026  |  California Community Colleges  |  CPL Initiative</w:t>
+      <w:t xml:space="preserve">Generated August 13, 2026  |  California Community Colleges  |  CPL Initiative</w:t>
     </w:r>
     <w:r>
       <w:rPr>

--- a/reports/projects/4.2_Report.docx
+++ b/reports/projects/4.2_Report.docx
@@ -64,7 +64,7 @@
           <w:szCs w:val="19"/>
           <w:rFonts w:ascii="Cambria" w:cs="Cambria" w:eastAsia="Cambria" w:hAnsi="Cambria"/>
         </w:rPr>
-        <w:t xml:space="preserve">August 13, 2026</w:t>
+        <w:t xml:space="preserve">August 14, 2026</w:t>
       </w:r>
     </w:p>
     <w:tbl>
@@ -1516,7 +1516,7 @@
         <w:szCs w:val="14"/>
         <w:rFonts w:ascii="Cambria" w:cs="Cambria" w:eastAsia="Cambria" w:hAnsi="Cambria"/>
       </w:rPr>
-      <w:t xml:space="preserve">Generated August 13, 2026  |  California Community Colleges  |  CPL Initiative</w:t>
+      <w:t xml:space="preserve">Generated August 14, 2026  |  California Community Colleges  |  CPL Initiative</w:t>
     </w:r>
     <w:r>
       <w:rPr>

--- a/reports/projects/4.2_Report.docx
+++ b/reports/projects/4.2_Report.docx
@@ -64,7 +64,7 @@
           <w:szCs w:val="19"/>
           <w:rFonts w:ascii="Cambria" w:cs="Cambria" w:eastAsia="Cambria" w:hAnsi="Cambria"/>
         </w:rPr>
-        <w:t xml:space="preserve">August 14, 2026</w:t>
+        <w:t xml:space="preserve">August 15, 2026</w:t>
       </w:r>
     </w:p>
     <w:tbl>
@@ -1516,7 +1516,7 @@
         <w:szCs w:val="14"/>
         <w:rFonts w:ascii="Cambria" w:cs="Cambria" w:eastAsia="Cambria" w:hAnsi="Cambria"/>
       </w:rPr>
-      <w:t xml:space="preserve">Generated August 14, 2026  |  California Community Colleges  |  CPL Initiative</w:t>
+      <w:t xml:space="preserve">Generated August 15, 2026  |  California Community Colleges  |  CPL Initiative</w:t>
     </w:r>
     <w:r>
       <w:rPr>

--- a/reports/projects/4.2_Report.docx
+++ b/reports/projects/4.2_Report.docx
@@ -64,7 +64,7 @@
           <w:szCs w:val="19"/>
           <w:rFonts w:ascii="Cambria" w:cs="Cambria" w:eastAsia="Cambria" w:hAnsi="Cambria"/>
         </w:rPr>
-        <w:t xml:space="preserve">August 15, 2026</w:t>
+        <w:t xml:space="preserve">August 16, 2026</w:t>
       </w:r>
     </w:p>
     <w:tbl>
@@ -1516,7 +1516,7 @@
         <w:szCs w:val="14"/>
         <w:rFonts w:ascii="Cambria" w:cs="Cambria" w:eastAsia="Cambria" w:hAnsi="Cambria"/>
       </w:rPr>
-      <w:t xml:space="preserve">Generated August 15, 2026  |  California Community Colleges  |  CPL Initiative</w:t>
+      <w:t xml:space="preserve">Generated August 16, 2026  |  California Community Colleges  |  CPL Initiative</w:t>
     </w:r>
     <w:r>
       <w:rPr>

--- a/reports/projects/4.2_Report.docx
+++ b/reports/projects/4.2_Report.docx
@@ -64,7 +64,7 @@
           <w:szCs w:val="19"/>
           <w:rFonts w:ascii="Cambria" w:cs="Cambria" w:eastAsia="Cambria" w:hAnsi="Cambria"/>
         </w:rPr>
-        <w:t xml:space="preserve">August 16, 2026</w:t>
+        <w:t xml:space="preserve">August 17, 2026</w:t>
       </w:r>
     </w:p>
     <w:tbl>
@@ -1516,7 +1516,7 @@
         <w:szCs w:val="14"/>
         <w:rFonts w:ascii="Cambria" w:cs="Cambria" w:eastAsia="Cambria" w:hAnsi="Cambria"/>
       </w:rPr>
-      <w:t xml:space="preserve">Generated August 16, 2026  |  California Community Colleges  |  CPL Initiative</w:t>
+      <w:t xml:space="preserve">Generated August 17, 2026  |  California Community Colleges  |  CPL Initiative</w:t>
     </w:r>
     <w:r>
       <w:rPr>

--- a/reports/projects/4.2_Report.docx
+++ b/reports/projects/4.2_Report.docx
@@ -64,7 +64,7 @@
           <w:szCs w:val="19"/>
           <w:rFonts w:ascii="Cambria" w:cs="Cambria" w:eastAsia="Cambria" w:hAnsi="Cambria"/>
         </w:rPr>
-        <w:t xml:space="preserve">August 17, 2026</w:t>
+        <w:t xml:space="preserve">August 18, 2026</w:t>
       </w:r>
     </w:p>
     <w:tbl>
@@ -1516,7 +1516,7 @@
         <w:szCs w:val="14"/>
         <w:rFonts w:ascii="Cambria" w:cs="Cambria" w:eastAsia="Cambria" w:hAnsi="Cambria"/>
       </w:rPr>
-      <w:t xml:space="preserve">Generated August 17, 2026  |  California Community Colleges  |  CPL Initiative</w:t>
+      <w:t xml:space="preserve">Generated August 18, 2026  |  California Community Colleges  |  CPL Initiative</w:t>
     </w:r>
     <w:r>
       <w:rPr>

--- a/reports/projects/4.2_Report.docx
+++ b/reports/projects/4.2_Report.docx
@@ -64,7 +64,7 @@
           <w:szCs w:val="19"/>
           <w:rFonts w:ascii="Cambria" w:cs="Cambria" w:eastAsia="Cambria" w:hAnsi="Cambria"/>
         </w:rPr>
-        <w:t xml:space="preserve">August 18, 2026</w:t>
+        <w:t xml:space="preserve">August 19, 2026</w:t>
       </w:r>
     </w:p>
     <w:tbl>
@@ -1516,7 +1516,7 @@
         <w:szCs w:val="14"/>
         <w:rFonts w:ascii="Cambria" w:cs="Cambria" w:eastAsia="Cambria" w:hAnsi="Cambria"/>
       </w:rPr>
-      <w:t xml:space="preserve">Generated August 18, 2026  |  California Community Colleges  |  CPL Initiative</w:t>
+      <w:t xml:space="preserve">Generated August 19, 2026  |  California Community Colleges  |  CPL Initiative</w:t>
     </w:r>
     <w:r>
       <w:rPr>

--- a/reports/projects/4.2_Report.docx
+++ b/reports/projects/4.2_Report.docx
@@ -64,7 +64,7 @@
           <w:szCs w:val="19"/>
           <w:rFonts w:ascii="Cambria" w:cs="Cambria" w:eastAsia="Cambria" w:hAnsi="Cambria"/>
         </w:rPr>
-        <w:t xml:space="preserve">August 19, 2026</w:t>
+        <w:t xml:space="preserve">August 20, 2026</w:t>
       </w:r>
     </w:p>
     <w:tbl>
@@ -1516,7 +1516,7 @@
         <w:szCs w:val="14"/>
         <w:rFonts w:ascii="Cambria" w:cs="Cambria" w:eastAsia="Cambria" w:hAnsi="Cambria"/>
       </w:rPr>
-      <w:t xml:space="preserve">Generated August 19, 2026  |  California Community Colleges  |  CPL Initiative</w:t>
+      <w:t xml:space="preserve">Generated August 20, 2026  |  California Community Colleges  |  CPL Initiative</w:t>
     </w:r>
     <w:r>
       <w:rPr>

--- a/reports/projects/4.2_Report.docx
+++ b/reports/projects/4.2_Report.docx
@@ -64,7 +64,7 @@
           <w:szCs w:val="19"/>
           <w:rFonts w:ascii="Cambria" w:cs="Cambria" w:eastAsia="Cambria" w:hAnsi="Cambria"/>
         </w:rPr>
-        <w:t xml:space="preserve">August 20, 2026</w:t>
+        <w:t xml:space="preserve">August 21, 2026</w:t>
       </w:r>
     </w:p>
     <w:tbl>
@@ -1516,7 +1516,7 @@
         <w:szCs w:val="14"/>
         <w:rFonts w:ascii="Cambria" w:cs="Cambria" w:eastAsia="Cambria" w:hAnsi="Cambria"/>
       </w:rPr>
-      <w:t xml:space="preserve">Generated August 20, 2026  |  California Community Colleges  |  CPL Initiative</w:t>
+      <w:t xml:space="preserve">Generated August 21, 2026  |  California Community Colleges  |  CPL Initiative</w:t>
     </w:r>
     <w:r>
       <w:rPr>

--- a/reports/projects/4.2_Report.docx
+++ b/reports/projects/4.2_Report.docx
@@ -64,7 +64,7 @@
           <w:szCs w:val="19"/>
           <w:rFonts w:ascii="Cambria" w:cs="Cambria" w:eastAsia="Cambria" w:hAnsi="Cambria"/>
         </w:rPr>
-        <w:t xml:space="preserve">August 21, 2026</w:t>
+        <w:t xml:space="preserve">August 22, 2026</w:t>
       </w:r>
     </w:p>
     <w:tbl>
@@ -1516,7 +1516,7 @@
         <w:szCs w:val="14"/>
         <w:rFonts w:ascii="Cambria" w:cs="Cambria" w:eastAsia="Cambria" w:hAnsi="Cambria"/>
       </w:rPr>
-      <w:t xml:space="preserve">Generated August 21, 2026  |  California Community Colleges  |  CPL Initiative</w:t>
+      <w:t xml:space="preserve">Generated August 22, 2026  |  California Community Colleges  |  CPL Initiative</w:t>
     </w:r>
     <w:r>
       <w:rPr>

--- a/reports/projects/4.2_Report.docx
+++ b/reports/projects/4.2_Report.docx
@@ -64,7 +64,7 @@
           <w:szCs w:val="19"/>
           <w:rFonts w:ascii="Cambria" w:cs="Cambria" w:eastAsia="Cambria" w:hAnsi="Cambria"/>
         </w:rPr>
-        <w:t xml:space="preserve">August 22, 2026</w:t>
+        <w:t xml:space="preserve">August 23, 2026</w:t>
       </w:r>
     </w:p>
     <w:tbl>
@@ -1516,7 +1516,7 @@
         <w:szCs w:val="14"/>
         <w:rFonts w:ascii="Cambria" w:cs="Cambria" w:eastAsia="Cambria" w:hAnsi="Cambria"/>
       </w:rPr>
-      <w:t xml:space="preserve">Generated August 22, 2026  |  California Community Colleges  |  CPL Initiative</w:t>
+      <w:t xml:space="preserve">Generated August 23, 2026  |  California Community Colleges  |  CPL Initiative</w:t>
     </w:r>
     <w:r>
       <w:rPr>

--- a/reports/projects/4.2_Report.docx
+++ b/reports/projects/4.2_Report.docx
@@ -64,7 +64,7 @@
           <w:szCs w:val="19"/>
           <w:rFonts w:ascii="Cambria" w:cs="Cambria" w:eastAsia="Cambria" w:hAnsi="Cambria"/>
         </w:rPr>
-        <w:t xml:space="preserve">August 23, 2026</w:t>
+        <w:t xml:space="preserve">August 24, 2026</w:t>
       </w:r>
     </w:p>
     <w:tbl>
@@ -1516,7 +1516,7 @@
         <w:szCs w:val="14"/>
         <w:rFonts w:ascii="Cambria" w:cs="Cambria" w:eastAsia="Cambria" w:hAnsi="Cambria"/>
       </w:rPr>
-      <w:t xml:space="preserve">Generated August 23, 2026  |  California Community Colleges  |  CPL Initiative</w:t>
+      <w:t xml:space="preserve">Generated August 24, 2026  |  California Community Colleges  |  CPL Initiative</w:t>
     </w:r>
     <w:r>
       <w:rPr>

--- a/reports/projects/4.2_Report.docx
+++ b/reports/projects/4.2_Report.docx
@@ -64,7 +64,7 @@
           <w:szCs w:val="19"/>
           <w:rFonts w:ascii="Cambria" w:cs="Cambria" w:eastAsia="Cambria" w:hAnsi="Cambria"/>
         </w:rPr>
-        <w:t xml:space="preserve">August 24, 2026</w:t>
+        <w:t xml:space="preserve">August 25, 2026</w:t>
       </w:r>
     </w:p>
     <w:tbl>
@@ -1516,7 +1516,7 @@
         <w:szCs w:val="14"/>
         <w:rFonts w:ascii="Cambria" w:cs="Cambria" w:eastAsia="Cambria" w:hAnsi="Cambria"/>
       </w:rPr>
-      <w:t xml:space="preserve">Generated August 24, 2026  |  California Community Colleges  |  CPL Initiative</w:t>
+      <w:t xml:space="preserve">Generated August 25, 2026  |  California Community Colleges  |  CPL Initiative</w:t>
     </w:r>
     <w:r>
       <w:rPr>

--- a/reports/projects/4.2_Report.docx
+++ b/reports/projects/4.2_Report.docx
@@ -64,7 +64,7 @@
           <w:szCs w:val="19"/>
           <w:rFonts w:ascii="Cambria" w:cs="Cambria" w:eastAsia="Cambria" w:hAnsi="Cambria"/>
         </w:rPr>
-        <w:t xml:space="preserve">August 25, 2026</w:t>
+        <w:t xml:space="preserve">August 26, 2026</w:t>
       </w:r>
     </w:p>
     <w:tbl>
@@ -1516,7 +1516,7 @@
         <w:szCs w:val="14"/>
         <w:rFonts w:ascii="Cambria" w:cs="Cambria" w:eastAsia="Cambria" w:hAnsi="Cambria"/>
       </w:rPr>
-      <w:t xml:space="preserve">Generated August 25, 2026  |  California Community Colleges  |  CPL Initiative</w:t>
+      <w:t xml:space="preserve">Generated August 26, 2026  |  California Community Colleges  |  CPL Initiative</w:t>
     </w:r>
     <w:r>
       <w:rPr>

--- a/reports/projects/4.2_Report.docx
+++ b/reports/projects/4.2_Report.docx
@@ -64,7 +64,7 @@
           <w:szCs w:val="19"/>
           <w:rFonts w:ascii="Cambria" w:cs="Cambria" w:eastAsia="Cambria" w:hAnsi="Cambria"/>
         </w:rPr>
-        <w:t xml:space="preserve">August 26, 2026</w:t>
+        <w:t xml:space="preserve">August 27, 2026</w:t>
       </w:r>
     </w:p>
     <w:tbl>
@@ -1516,7 +1516,7 @@
         <w:szCs w:val="14"/>
         <w:rFonts w:ascii="Cambria" w:cs="Cambria" w:eastAsia="Cambria" w:hAnsi="Cambria"/>
       </w:rPr>
-      <w:t xml:space="preserve">Generated August 26, 2026  |  California Community Colleges  |  CPL Initiative</w:t>
+      <w:t xml:space="preserve">Generated August 27, 2026  |  California Community Colleges  |  CPL Initiative</w:t>
     </w:r>
     <w:r>
       <w:rPr>

--- a/reports/projects/4.2_Report.docx
+++ b/reports/projects/4.2_Report.docx
@@ -64,7 +64,7 @@
           <w:szCs w:val="19"/>
           <w:rFonts w:ascii="Cambria" w:cs="Cambria" w:eastAsia="Cambria" w:hAnsi="Cambria"/>
         </w:rPr>
-        <w:t xml:space="preserve">August 27, 2026</w:t>
+        <w:t xml:space="preserve">August 28, 2026</w:t>
       </w:r>
     </w:p>
     <w:tbl>
@@ -1516,7 +1516,7 @@
         <w:szCs w:val="14"/>
         <w:rFonts w:ascii="Cambria" w:cs="Cambria" w:eastAsia="Cambria" w:hAnsi="Cambria"/>
       </w:rPr>
-      <w:t xml:space="preserve">Generated August 27, 2026  |  California Community Colleges  |  CPL Initiative</w:t>
+      <w:t xml:space="preserve">Generated August 28, 2026  |  California Community Colleges  |  CPL Initiative</w:t>
     </w:r>
     <w:r>
       <w:rPr>

--- a/reports/projects/4.2_Report.docx
+++ b/reports/projects/4.2_Report.docx
@@ -64,7 +64,7 @@
           <w:szCs w:val="19"/>
           <w:rFonts w:ascii="Cambria" w:cs="Cambria" w:eastAsia="Cambria" w:hAnsi="Cambria"/>
         </w:rPr>
-        <w:t xml:space="preserve">August 28, 2026</w:t>
+        <w:t xml:space="preserve">August 29, 2026</w:t>
       </w:r>
     </w:p>
     <w:tbl>
@@ -1516,7 +1516,7 @@
         <w:szCs w:val="14"/>
         <w:rFonts w:ascii="Cambria" w:cs="Cambria" w:eastAsia="Cambria" w:hAnsi="Cambria"/>
       </w:rPr>
-      <w:t xml:space="preserve">Generated August 28, 2026  |  California Community Colleges  |  CPL Initiative</w:t>
+      <w:t xml:space="preserve">Generated August 29, 2026  |  California Community Colleges  |  CPL Initiative</w:t>
     </w:r>
     <w:r>
       <w:rPr>

--- a/reports/projects/4.2_Report.docx
+++ b/reports/projects/4.2_Report.docx
@@ -64,7 +64,7 @@
           <w:szCs w:val="19"/>
           <w:rFonts w:ascii="Cambria" w:cs="Cambria" w:eastAsia="Cambria" w:hAnsi="Cambria"/>
         </w:rPr>
-        <w:t xml:space="preserve">August 29, 2026</w:t>
+        <w:t xml:space="preserve">August 30, 2026</w:t>
       </w:r>
     </w:p>
     <w:tbl>
@@ -1516,7 +1516,7 @@
         <w:szCs w:val="14"/>
         <w:rFonts w:ascii="Cambria" w:cs="Cambria" w:eastAsia="Cambria" w:hAnsi="Cambria"/>
       </w:rPr>
-      <w:t xml:space="preserve">Generated August 29, 2026  |  California Community Colleges  |  CPL Initiative</w:t>
+      <w:t xml:space="preserve">Generated August 30, 2026  |  California Community Colleges  |  CPL Initiative</w:t>
     </w:r>
     <w:r>
       <w:rPr>

--- a/reports/projects/4.2_Report.docx
+++ b/reports/projects/4.2_Report.docx
@@ -64,7 +64,7 @@
           <w:szCs w:val="19"/>
           <w:rFonts w:ascii="Cambria" w:cs="Cambria" w:eastAsia="Cambria" w:hAnsi="Cambria"/>
         </w:rPr>
-        <w:t xml:space="preserve">August 30, 2026</w:t>
+        <w:t xml:space="preserve">August 31, 2026</w:t>
       </w:r>
     </w:p>
     <w:tbl>
@@ -1516,7 +1516,7 @@
         <w:szCs w:val="14"/>
         <w:rFonts w:ascii="Cambria" w:cs="Cambria" w:eastAsia="Cambria" w:hAnsi="Cambria"/>
       </w:rPr>
-      <w:t xml:space="preserve">Generated August 30, 2026  |  California Community Colleges  |  CPL Initiative</w:t>
+      <w:t xml:space="preserve">Generated August 31, 2026  |  California Community Colleges  |  CPL Initiative</w:t>
     </w:r>
     <w:r>
       <w:rPr>

--- a/reports/projects/4.2_Report.docx
+++ b/reports/projects/4.2_Report.docx
@@ -64,7 +64,7 @@
           <w:szCs w:val="19"/>
           <w:rFonts w:ascii="Cambria" w:cs="Cambria" w:eastAsia="Cambria" w:hAnsi="Cambria"/>
         </w:rPr>
-        <w:t xml:space="preserve">August 31, 2026</w:t>
+        <w:t xml:space="preserve">September 1, 2026</w:t>
       </w:r>
     </w:p>
     <w:tbl>
@@ -1516,7 +1516,7 @@
         <w:szCs w:val="14"/>
         <w:rFonts w:ascii="Cambria" w:cs="Cambria" w:eastAsia="Cambria" w:hAnsi="Cambria"/>
       </w:rPr>
-      <w:t xml:space="preserve">Generated August 31, 2026  |  California Community Colleges  |  CPL Initiative</w:t>
+      <w:t xml:space="preserve">Generated September 1, 2026  |  California Community Colleges  |  CPL Initiative</w:t>
     </w:r>
     <w:r>
       <w:rPr>

--- a/reports/projects/4.2_Report.docx
+++ b/reports/projects/4.2_Report.docx
@@ -64,7 +64,7 @@
           <w:szCs w:val="19"/>
           <w:rFonts w:ascii="Cambria" w:cs="Cambria" w:eastAsia="Cambria" w:hAnsi="Cambria"/>
         </w:rPr>
-        <w:t xml:space="preserve">September 1, 2026</w:t>
+        <w:t xml:space="preserve">September 2, 2026</w:t>
       </w:r>
     </w:p>
     <w:tbl>
@@ -1516,7 +1516,7 @@
         <w:szCs w:val="14"/>
         <w:rFonts w:ascii="Cambria" w:cs="Cambria" w:eastAsia="Cambria" w:hAnsi="Cambria"/>
       </w:rPr>
-      <w:t xml:space="preserve">Generated September 1, 2026  |  California Community Colleges  |  CPL Initiative</w:t>
+      <w:t xml:space="preserve">Generated September 2, 2026  |  California Community Colleges  |  CPL Initiative</w:t>
     </w:r>
     <w:r>
       <w:rPr>

--- a/reports/projects/4.2_Report.docx
+++ b/reports/projects/4.2_Report.docx
@@ -64,7 +64,7 @@
           <w:szCs w:val="19"/>
           <w:rFonts w:ascii="Cambria" w:cs="Cambria" w:eastAsia="Cambria" w:hAnsi="Cambria"/>
         </w:rPr>
-        <w:t xml:space="preserve">September 2, 2026</w:t>
+        <w:t xml:space="preserve">September 3, 2026</w:t>
       </w:r>
     </w:p>
     <w:tbl>
@@ -1516,7 +1516,7 @@
         <w:szCs w:val="14"/>
         <w:rFonts w:ascii="Cambria" w:cs="Cambria" w:eastAsia="Cambria" w:hAnsi="Cambria"/>
       </w:rPr>
-      <w:t xml:space="preserve">Generated September 2, 2026  |  California Community Colleges  |  CPL Initiative</w:t>
+      <w:t xml:space="preserve">Generated September 3, 2026  |  California Community Colleges  |  CPL Initiative</w:t>
     </w:r>
     <w:r>
       <w:rPr>

--- a/reports/projects/4.2_Report.docx
+++ b/reports/projects/4.2_Report.docx
@@ -64,7 +64,7 @@
           <w:szCs w:val="19"/>
           <w:rFonts w:ascii="Cambria" w:cs="Cambria" w:eastAsia="Cambria" w:hAnsi="Cambria"/>
         </w:rPr>
-        <w:t xml:space="preserve">September 3, 2026</w:t>
+        <w:t xml:space="preserve">September 4, 2026</w:t>
       </w:r>
     </w:p>
     <w:tbl>
@@ -1516,7 +1516,7 @@
         <w:szCs w:val="14"/>
         <w:rFonts w:ascii="Cambria" w:cs="Cambria" w:eastAsia="Cambria" w:hAnsi="Cambria"/>
       </w:rPr>
-      <w:t xml:space="preserve">Generated September 3, 2026  |  California Community Colleges  |  CPL Initiative</w:t>
+      <w:t xml:space="preserve">Generated September 4, 2026  |  California Community Colleges  |  CPL Initiative</w:t>
     </w:r>
     <w:r>
       <w:rPr>

--- a/reports/projects/4.2_Report.docx
+++ b/reports/projects/4.2_Report.docx
@@ -64,7 +64,7 @@
           <w:szCs w:val="19"/>
           <w:rFonts w:ascii="Cambria" w:cs="Cambria" w:eastAsia="Cambria" w:hAnsi="Cambria"/>
         </w:rPr>
-        <w:t xml:space="preserve">September 4, 2026</w:t>
+        <w:t xml:space="preserve">September 5, 2026</w:t>
       </w:r>
     </w:p>
     <w:tbl>
@@ -1516,7 +1516,7 @@
         <w:szCs w:val="14"/>
         <w:rFonts w:ascii="Cambria" w:cs="Cambria" w:eastAsia="Cambria" w:hAnsi="Cambria"/>
       </w:rPr>
-      <w:t xml:space="preserve">Generated September 4, 2026  |  California Community Colleges  |  CPL Initiative</w:t>
+      <w:t xml:space="preserve">Generated September 5, 2026  |  California Community Colleges  |  CPL Initiative</w:t>
     </w:r>
     <w:r>
       <w:rPr>

--- a/reports/projects/4.2_Report.docx
+++ b/reports/projects/4.2_Report.docx
@@ -64,7 +64,7 @@
           <w:szCs w:val="19"/>
           <w:rFonts w:ascii="Cambria" w:cs="Cambria" w:eastAsia="Cambria" w:hAnsi="Cambria"/>
         </w:rPr>
-        <w:t xml:space="preserve">September 5, 2026</w:t>
+        <w:t xml:space="preserve">September 6, 2026</w:t>
       </w:r>
     </w:p>
     <w:tbl>
@@ -1516,7 +1516,7 @@
         <w:szCs w:val="14"/>
         <w:rFonts w:ascii="Cambria" w:cs="Cambria" w:eastAsia="Cambria" w:hAnsi="Cambria"/>
       </w:rPr>
-      <w:t xml:space="preserve">Generated September 5, 2026  |  California Community Colleges  |  CPL Initiative</w:t>
+      <w:t xml:space="preserve">Generated September 6, 2026  |  California Community Colleges  |  CPL Initiative</w:t>
     </w:r>
     <w:r>
       <w:rPr>

--- a/reports/projects/4.2_Report.docx
+++ b/reports/projects/4.2_Report.docx
@@ -64,7 +64,7 @@
           <w:szCs w:val="19"/>
           <w:rFonts w:ascii="Cambria" w:cs="Cambria" w:eastAsia="Cambria" w:hAnsi="Cambria"/>
         </w:rPr>
-        <w:t xml:space="preserve">September 6, 2026</w:t>
+        <w:t xml:space="preserve">September 7, 2026</w:t>
       </w:r>
     </w:p>
     <w:tbl>
@@ -1516,7 +1516,7 @@
         <w:szCs w:val="14"/>
         <w:rFonts w:ascii="Cambria" w:cs="Cambria" w:eastAsia="Cambria" w:hAnsi="Cambria"/>
       </w:rPr>
-      <w:t xml:space="preserve">Generated September 6, 2026  |  California Community Colleges  |  CPL Initiative</w:t>
+      <w:t xml:space="preserve">Generated September 7, 2026  |  California Community Colleges  |  CPL Initiative</w:t>
     </w:r>
     <w:r>
       <w:rPr>

--- a/reports/projects/4.2_Report.docx
+++ b/reports/projects/4.2_Report.docx
@@ -64,7 +64,7 @@
           <w:szCs w:val="19"/>
           <w:rFonts w:ascii="Cambria" w:cs="Cambria" w:eastAsia="Cambria" w:hAnsi="Cambria"/>
         </w:rPr>
-        <w:t xml:space="preserve">September 7, 2026</w:t>
+        <w:t xml:space="preserve">September 8, 2026</w:t>
       </w:r>
     </w:p>
     <w:tbl>
@@ -1516,7 +1516,7 @@
         <w:szCs w:val="14"/>
         <w:rFonts w:ascii="Cambria" w:cs="Cambria" w:eastAsia="Cambria" w:hAnsi="Cambria"/>
       </w:rPr>
-      <w:t xml:space="preserve">Generated September 7, 2026  |  California Community Colleges  |  CPL Initiative</w:t>
+      <w:t xml:space="preserve">Generated September 8, 2026  |  California Community Colleges  |  CPL Initiative</w:t>
     </w:r>
     <w:r>
       <w:rPr>

--- a/reports/projects/4.2_Report.docx
+++ b/reports/projects/4.2_Report.docx
@@ -64,7 +64,7 @@
           <w:szCs w:val="19"/>
           <w:rFonts w:ascii="Cambria" w:cs="Cambria" w:eastAsia="Cambria" w:hAnsi="Cambria"/>
         </w:rPr>
-        <w:t xml:space="preserve">September 8, 2026</w:t>
+        <w:t xml:space="preserve">September 10, 2026</w:t>
       </w:r>
     </w:p>
     <w:tbl>
@@ -1516,7 +1516,7 @@
         <w:szCs w:val="14"/>
         <w:rFonts w:ascii="Cambria" w:cs="Cambria" w:eastAsia="Cambria" w:hAnsi="Cambria"/>
       </w:rPr>
-      <w:t xml:space="preserve">Generated September 8, 2026  |  California Community Colleges  |  CPL Initiative</w:t>
+      <w:t xml:space="preserve">Generated September 10, 2026  |  California Community Colleges  |  CPL Initiative</w:t>
     </w:r>
     <w:r>
       <w:rPr>

--- a/reports/projects/4.2_Report.docx
+++ b/reports/projects/4.2_Report.docx
@@ -64,7 +64,7 @@
           <w:szCs w:val="19"/>
           <w:rFonts w:ascii="Cambria" w:cs="Cambria" w:eastAsia="Cambria" w:hAnsi="Cambria"/>
         </w:rPr>
-        <w:t xml:space="preserve">September 10, 2026</w:t>
+        <w:t xml:space="preserve">September 11, 2026</w:t>
       </w:r>
     </w:p>
     <w:tbl>
@@ -1516,7 +1516,7 @@
         <w:szCs w:val="14"/>
         <w:rFonts w:ascii="Cambria" w:cs="Cambria" w:eastAsia="Cambria" w:hAnsi="Cambria"/>
       </w:rPr>
-      <w:t xml:space="preserve">Generated September 10, 2026  |  California Community Colleges  |  CPL Initiative</w:t>
+      <w:t xml:space="preserve">Generated September 11, 2026  |  California Community Colleges  |  CPL Initiative</w:t>
     </w:r>
     <w:r>
       <w:rPr>

--- a/reports/projects/4.2_Report.docx
+++ b/reports/projects/4.2_Report.docx
@@ -64,7 +64,7 @@
           <w:szCs w:val="19"/>
           <w:rFonts w:ascii="Cambria" w:cs="Cambria" w:eastAsia="Cambria" w:hAnsi="Cambria"/>
         </w:rPr>
-        <w:t xml:space="preserve">September 11, 2026</w:t>
+        <w:t xml:space="preserve">September 12, 2026</w:t>
       </w:r>
     </w:p>
     <w:tbl>
@@ -1516,7 +1516,7 @@
         <w:szCs w:val="14"/>
         <w:rFonts w:ascii="Cambria" w:cs="Cambria" w:eastAsia="Cambria" w:hAnsi="Cambria"/>
       </w:rPr>
-      <w:t xml:space="preserve">Generated September 11, 2026  |  California Community Colleges  |  CPL Initiative</w:t>
+      <w:t xml:space="preserve">Generated September 12, 2026  |  California Community Colleges  |  CPL Initiative</w:t>
     </w:r>
     <w:r>
       <w:rPr>
